--- a/mps-nivel-c/oficial/04_registros/MilhasFacil_Busca-de-Milhas/VV-MILHASFACIL01-001_Plano-de-VV.docx
+++ b/mps-nivel-c/oficial/04_registros/MilhasFacil_Busca-de-Milhas/VV-MILHASFACIL01-001_Plano-de-VV.docx
@@ -3,12 +3,10 @@
 <w:document xmlns:wpc="http://schemas.microsoft.com/office/word/2010/wordprocessingCanvas" xmlns:mo="http://schemas.microsoft.com/office/mac/office/2008/main" xmlns:mc="http://schemas.openxmlformats.org/markup-compatibility/2006" xmlns:mv="urn:schemas-microsoft-com:mac:vml" xmlns:o="urn:schemas-microsoft-com:office:office" xmlns:r="http://schemas.openxmlformats.org/officeDocument/2006/relationships" xmlns:m="http://schemas.openxmlformats.org/officeDocument/2006/math" xmlns:v="urn:schemas-microsoft-com:vml" xmlns:wp14="http://schemas.microsoft.com/office/word/2010/wordprocessingDrawing" xmlns:wp="http://schemas.openxmlformats.org/drawingml/2006/wordprocessingDrawing" xmlns:w10="urn:schemas-microsoft-com:office:word" xmlns:w="http://schemas.openxmlformats.org/wordprocessingml/2006/main" xmlns:w14="http://schemas.microsoft.com/office/word/2010/wordml" xmlns:wpg="http://schemas.microsoft.com/office/word/2010/wordprocessingGroup" xmlns:wpi="http://schemas.microsoft.com/office/word/2010/wordprocessingInk" xmlns:wne="http://schemas.microsoft.com/office/word/2006/wordml" xmlns:wps="http://schemas.microsoft.com/office/word/2010/wordprocessingShape" mc:Ignorable="w14 wp14">
   <w:body>
     <w:p>
+      <w:pPr>
+        <w:pStyle w:val="Heading1"/>
+      </w:pPr>
       <w:r>
-        <w:rPr>
-          <w:b/>
-          <w:color w:val="1F3B73"/>
-          <w:sz w:val="34"/>
-        </w:rPr>
         <w:t>Plano de Verificação e Validação — MilhasFacil · Busca e Alerta de Passagens por Milhas</w:t>
       </w:r>
     </w:p>
@@ -16,26 +14,21 @@
       <w:tblPr>
         <w:tblStyle w:val="TableGrid"/>
         <w:tblW w:type="auto" w:w="0"/>
-        <w:jc w:val="center"/>
         <w:tblLook w:firstColumn="1" w:firstRow="1" w:lastColumn="0" w:lastRow="0" w:noHBand="0" w:noVBand="1" w:val="04A0"/>
       </w:tblPr>
       <w:tblGrid>
-        <w:gridCol w:w="4873"/>
-        <w:gridCol w:w="4873"/>
+        <w:gridCol w:w="4320"/>
+        <w:gridCol w:w="4320"/>
       </w:tblGrid>
       <w:tr>
         <w:tc>
           <w:tcPr>
-            <w:tcW w:type="dxa" w:w="4873"/>
-            <w:shd w:val="clear" w:fill="1F3B73"/>
+            <w:tcW w:type="dxa" w:w="4320"/>
           </w:tcPr>
           <w:p>
-            <w:r/>
             <w:r>
               <w:rPr>
                 <w:b/>
-                <w:color w:val="FFFFFF"/>
-                <w:sz w:val="18"/>
               </w:rPr>
               <w:t>Campo</w:t>
             </w:r>
@@ -43,16 +36,12 @@
         </w:tc>
         <w:tc>
           <w:tcPr>
-            <w:tcW w:type="dxa" w:w="4873"/>
-            <w:shd w:val="clear" w:fill="1F3B73"/>
+            <w:tcW w:type="dxa" w:w="4320"/>
           </w:tcPr>
           <w:p>
-            <w:r/>
             <w:r>
               <w:rPr>
                 <w:b/>
-                <w:color w:val="FFFFFF"/>
-                <w:sz w:val="18"/>
               </w:rPr>
               <w:t>Valor</w:t>
             </w:r>
@@ -62,18 +51,12 @@
       <w:tr>
         <w:tc>
           <w:tcPr>
-            <w:tcW w:type="dxa" w:w="4873"/>
+            <w:tcW w:type="dxa" w:w="4320"/>
           </w:tcPr>
           <w:p>
             <w:r>
               <w:rPr>
-                <w:sz w:val="17"/>
-              </w:rPr>
-            </w:r>
-            <w:r>
-              <w:rPr>
                 <w:b/>
-                <w:sz w:val="17"/>
               </w:rPr>
               <w:t>Documento</w:t>
             </w:r>
@@ -81,18 +64,10 @@
         </w:tc>
         <w:tc>
           <w:tcPr>
-            <w:tcW w:type="dxa" w:w="4873"/>
+            <w:tcW w:type="dxa" w:w="4320"/>
           </w:tcPr>
           <w:p>
             <w:r>
-              <w:rPr>
-                <w:sz w:val="17"/>
-              </w:rPr>
-            </w:r>
-            <w:r>
-              <w:rPr>
-                <w:sz w:val="17"/>
-              </w:rPr>
               <w:t>VV-MILHASFACIL01-001</w:t>
             </w:r>
           </w:p>
@@ -101,19 +76,12 @@
       <w:tr>
         <w:tc>
           <w:tcPr>
-            <w:tcW w:type="dxa" w:w="4873"/>
-            <w:shd w:val="clear" w:fill="EDF1F7"/>
+            <w:tcW w:type="dxa" w:w="4320"/>
           </w:tcPr>
           <w:p>
             <w:r>
               <w:rPr>
-                <w:sz w:val="17"/>
-              </w:rPr>
-            </w:r>
-            <w:r>
-              <w:rPr>
                 <w:b/>
-                <w:sz w:val="17"/>
               </w:rPr>
               <w:t>Projeto</w:t>
             </w:r>
@@ -121,19 +89,10 @@
         </w:tc>
         <w:tc>
           <w:tcPr>
-            <w:tcW w:type="dxa" w:w="4873"/>
-            <w:shd w:val="clear" w:fill="EDF1F7"/>
+            <w:tcW w:type="dxa" w:w="4320"/>
           </w:tcPr>
           <w:p>
             <w:r>
-              <w:rPr>
-                <w:sz w:val="17"/>
-              </w:rPr>
-            </w:r>
-            <w:r>
-              <w:rPr>
-                <w:sz w:val="17"/>
-              </w:rPr>
               <w:t>MilhasFacil — Plataforma de Busca e Alerta de Passagens por Milhas</w:t>
             </w:r>
           </w:p>
@@ -142,18 +101,12 @@
       <w:tr>
         <w:tc>
           <w:tcPr>
-            <w:tcW w:type="dxa" w:w="4873"/>
+            <w:tcW w:type="dxa" w:w="4320"/>
           </w:tcPr>
           <w:p>
             <w:r>
               <w:rPr>
-                <w:sz w:val="17"/>
-              </w:rPr>
-            </w:r>
-            <w:r>
-              <w:rPr>
                 <w:b/>
-                <w:sz w:val="17"/>
               </w:rPr>
               <w:t>Cliente</w:t>
             </w:r>
@@ -161,18 +114,10 @@
         </w:tc>
         <w:tc>
           <w:tcPr>
-            <w:tcW w:type="dxa" w:w="4873"/>
+            <w:tcW w:type="dxa" w:w="4320"/>
           </w:tcPr>
           <w:p>
             <w:r>
-              <w:rPr>
-                <w:sz w:val="17"/>
-              </w:rPr>
-            </w:r>
-            <w:r>
-              <w:rPr>
-                <w:sz w:val="17"/>
-              </w:rPr>
               <w:t>Hub de Milhas</w:t>
             </w:r>
           </w:p>
@@ -181,19 +126,12 @@
       <w:tr>
         <w:tc>
           <w:tcPr>
-            <w:tcW w:type="dxa" w:w="4873"/>
-            <w:shd w:val="clear" w:fill="EDF1F7"/>
+            <w:tcW w:type="dxa" w:w="4320"/>
           </w:tcPr>
           <w:p>
             <w:r>
               <w:rPr>
-                <w:sz w:val="17"/>
-              </w:rPr>
-            </w:r>
-            <w:r>
-              <w:rPr>
                 <w:b/>
-                <w:sz w:val="17"/>
               </w:rPr>
               <w:t>Versão</w:t>
             </w:r>
@@ -201,20 +139,11 @@
         </w:tc>
         <w:tc>
           <w:tcPr>
-            <w:tcW w:type="dxa" w:w="4873"/>
-            <w:shd w:val="clear" w:fill="EDF1F7"/>
+            <w:tcW w:type="dxa" w:w="4320"/>
           </w:tcPr>
           <w:p>
             <w:r>
-              <w:rPr>
-                <w:sz w:val="17"/>
-              </w:rPr>
-            </w:r>
-            <w:r>
-              <w:rPr>
-                <w:sz w:val="17"/>
-              </w:rPr>
-              <w:t>1.0</w:t>
+              <w:t>1.1</w:t>
             </w:r>
           </w:p>
         </w:tc>
@@ -222,18 +151,12 @@
       <w:tr>
         <w:tc>
           <w:tcPr>
-            <w:tcW w:type="dxa" w:w="4873"/>
+            <w:tcW w:type="dxa" w:w="4320"/>
           </w:tcPr>
           <w:p>
             <w:r>
               <w:rPr>
-                <w:sz w:val="17"/>
-              </w:rPr>
-            </w:r>
-            <w:r>
-              <w:rPr>
                 <w:b/>
-                <w:sz w:val="17"/>
               </w:rPr>
               <w:t>Data</w:t>
             </w:r>
@@ -241,19 +164,11 @@
         </w:tc>
         <w:tc>
           <w:tcPr>
-            <w:tcW w:type="dxa" w:w="4873"/>
+            <w:tcW w:type="dxa" w:w="4320"/>
           </w:tcPr>
           <w:p>
             <w:r>
-              <w:rPr>
-                <w:sz w:val="17"/>
-              </w:rPr>
-            </w:r>
-            <w:r>
-              <w:rPr>
-                <w:sz w:val="17"/>
-              </w:rPr>
-              <w:t>15/06/2026</w:t>
+              <w:t>26/06/2026</w:t>
             </w:r>
           </w:p>
         </w:tc>
@@ -261,19 +176,12 @@
       <w:tr>
         <w:tc>
           <w:tcPr>
-            <w:tcW w:type="dxa" w:w="4873"/>
-            <w:shd w:val="clear" w:fill="EDF1F7"/>
+            <w:tcW w:type="dxa" w:w="4320"/>
           </w:tcPr>
           <w:p>
             <w:r>
               <w:rPr>
-                <w:sz w:val="17"/>
-              </w:rPr>
-            </w:r>
-            <w:r>
-              <w:rPr>
                 <w:b/>
-                <w:sz w:val="17"/>
               </w:rPr>
               <w:t>Gerente de Projeto</w:t>
             </w:r>
@@ -281,19 +189,10 @@
         </w:tc>
         <w:tc>
           <w:tcPr>
-            <w:tcW w:type="dxa" w:w="4873"/>
-            <w:shd w:val="clear" w:fill="EDF1F7"/>
+            <w:tcW w:type="dxa" w:w="4320"/>
           </w:tcPr>
           <w:p>
             <w:r>
-              <w:rPr>
-                <w:sz w:val="17"/>
-              </w:rPr>
-            </w:r>
-            <w:r>
-              <w:rPr>
-                <w:sz w:val="17"/>
-              </w:rPr>
               <w:t>Abraão</w:t>
             </w:r>
           </w:p>
@@ -302,18 +201,12 @@
       <w:tr>
         <w:tc>
           <w:tcPr>
-            <w:tcW w:type="dxa" w:w="4873"/>
+            <w:tcW w:type="dxa" w:w="4320"/>
           </w:tcPr>
           <w:p>
             <w:r>
               <w:rPr>
-                <w:sz w:val="17"/>
-              </w:rPr>
-            </w:r>
-            <w:r>
-              <w:rPr>
                 <w:b/>
-                <w:sz w:val="17"/>
               </w:rPr>
               <w:t>Processo MPS-SW</w:t>
             </w:r>
@@ -321,36 +214,22 @@
         </w:tc>
         <w:tc>
           <w:tcPr>
-            <w:tcW w:type="dxa" w:w="4873"/>
+            <w:tcW w:type="dxa" w:w="4320"/>
           </w:tcPr>
           <w:p>
             <w:r>
-              <w:rPr>
-                <w:sz w:val="17"/>
-              </w:rPr>
-            </w:r>
-            <w:r>
-              <w:rPr>
-                <w:sz w:val="17"/>
-              </w:rPr>
               <w:t>VV (evidência de projeto)</w:t>
             </w:r>
           </w:p>
         </w:tc>
       </w:tr>
     </w:tbl>
+    <w:p/>
     <w:p>
       <w:pPr>
-        <w:pBdr>
-          <w:bottom w:val="single" w:sz="6" w:space="3" w:color="1F3B73"/>
-        </w:pBdr>
+        <w:pStyle w:val="Heading2"/>
       </w:pPr>
       <w:r>
-        <w:rPr>
-          <w:b/>
-          <w:color w:val="1F3B73"/>
-          <w:sz w:val="27"/>
-        </w:rPr>
         <w:t>1. Objetivo</w:t>
       </w:r>
     </w:p>
@@ -361,28 +240,19 @@
     </w:p>
     <w:p>
       <w:pPr>
-        <w:pBdr>
-          <w:bottom w:val="single" w:sz="6" w:space="3" w:color="1F3B73"/>
-        </w:pBdr>
+        <w:pStyle w:val="Heading2"/>
       </w:pPr>
       <w:r>
-        <w:rPr>
-          <w:b/>
-          <w:color w:val="1F3B73"/>
-          <w:sz w:val="27"/>
-        </w:rPr>
         <w:t>2. Escopo do plano</w:t>
       </w:r>
     </w:p>
     <w:p>
       <w:r>
-        <w:t xml:space="preserve">Este plano cobre as atividades de V&amp;V aplicadas ao longo dos sprints do projeto, desde os testes unitários durante o desenvolvimento até os testes de integração, a revisão de código por pares (Pull Request), a validação de cobertura no pipeline de CI e os testes de aceitação/exploratórios manuais da QA. O projeto está ABERTO (Sprint 9 de 12, em andamento de 01–14/06/2026); este registro consolida a estratégia e a evidência do ciclo S1–S9, incluindo a release v0.9.0 (15/06/2026), que promoveu RF13, RF14 e MF-64 para </w:t>
+        <w:t xml:space="preserve">Este plano cobre as atividades de V&amp;V aplicadas ao longo dos sprints do projeto, desde os testes unitários durante o desenvolvimento até os testes de integração, a revisão de código por pares (Merge Request), a validação de cobertura no pipeline de CI e os testes de aceitação/exploratórios manuais da QA. O projeto está ABERTO (Sprint 9 de 12, em andamento de 01–14/06/2026); este registro consolida a estratégia e a evidência do ciclo S1–S9, incluindo a release v0.9.0 (15/06/2026), que promoveu RF13, RF14 e MF-64 para </w:t>
       </w:r>
       <w:r>
         <w:rPr>
           <w:rFonts w:ascii="Consolas" w:hAnsi="Consolas"/>
-          <w:color w:val="444444"/>
-          <w:sz w:val="18"/>
         </w:rPr>
         <w:t>main</w:t>
       </w:r>
@@ -411,8 +281,6 @@
       <w:r>
         <w:rPr>
           <w:rFonts w:ascii="Consolas" w:hAnsi="Consolas"/>
-          <w:color w:val="444444"/>
-          <w:sz w:val="18"/>
         </w:rPr>
         <w:t>/api/v1</w:t>
       </w:r>
@@ -450,26 +318,17 @@
     </w:p>
     <w:p>
       <w:pPr>
-        <w:pBdr>
-          <w:bottom w:val="single" w:sz="6" w:space="3" w:color="1F3B73"/>
-        </w:pBdr>
+        <w:pStyle w:val="Heading2"/>
       </w:pPr>
       <w:r>
-        <w:rPr>
-          <w:b/>
-          <w:color w:val="1F3B73"/>
-          <w:sz w:val="27"/>
-        </w:rPr>
         <w:t>3. Estratégia de verificação e validação</w:t>
       </w:r>
     </w:p>
     <w:p>
+      <w:pPr>
+        <w:pStyle w:val="Heading3"/>
+      </w:pPr>
       <w:r>
-        <w:rPr>
-          <w:b/>
-          <w:color w:val="2E5CAA"/>
-          <w:sz w:val="23"/>
-        </w:rPr>
         <w:t>3.1 Níveis de teste</w:t>
       </w:r>
     </w:p>
@@ -477,30 +336,25 @@
       <w:tblPr>
         <w:tblStyle w:val="TableGrid"/>
         <w:tblW w:type="auto" w:w="0"/>
-        <w:jc w:val="center"/>
         <w:tblLook w:firstColumn="1" w:firstRow="1" w:lastColumn="0" w:lastRow="0" w:noHBand="0" w:noVBand="1" w:val="04A0"/>
       </w:tblPr>
       <w:tblGrid>
-        <w:gridCol w:w="1624"/>
-        <w:gridCol w:w="1624"/>
-        <w:gridCol w:w="1624"/>
-        <w:gridCol w:w="1624"/>
-        <w:gridCol w:w="1624"/>
-        <w:gridCol w:w="1624"/>
+        <w:gridCol w:w="1440"/>
+        <w:gridCol w:w="1440"/>
+        <w:gridCol w:w="1440"/>
+        <w:gridCol w:w="1440"/>
+        <w:gridCol w:w="1440"/>
+        <w:gridCol w:w="1440"/>
       </w:tblGrid>
       <w:tr>
         <w:tc>
           <w:tcPr>
-            <w:tcW w:type="dxa" w:w="1624"/>
-            <w:shd w:val="clear" w:fill="1F3B73"/>
+            <w:tcW w:type="dxa" w:w="1440"/>
           </w:tcPr>
           <w:p>
-            <w:r/>
             <w:r>
               <w:rPr>
                 <w:b/>
-                <w:color w:val="FFFFFF"/>
-                <w:sz w:val="18"/>
               </w:rPr>
               <w:t>Nível</w:t>
             </w:r>
@@ -508,16 +362,12 @@
         </w:tc>
         <w:tc>
           <w:tcPr>
-            <w:tcW w:type="dxa" w:w="1624"/>
-            <w:shd w:val="clear" w:fill="1F3B73"/>
+            <w:tcW w:type="dxa" w:w="1440"/>
           </w:tcPr>
           <w:p>
-            <w:r/>
             <w:r>
               <w:rPr>
                 <w:b/>
-                <w:color w:val="FFFFFF"/>
-                <w:sz w:val="18"/>
               </w:rPr>
               <w:t>Tipo</w:t>
             </w:r>
@@ -525,16 +375,12 @@
         </w:tc>
         <w:tc>
           <w:tcPr>
-            <w:tcW w:type="dxa" w:w="1624"/>
-            <w:shd w:val="clear" w:fill="1F3B73"/>
+            <w:tcW w:type="dxa" w:w="1440"/>
           </w:tcPr>
           <w:p>
-            <w:r/>
             <w:r>
               <w:rPr>
                 <w:b/>
-                <w:color w:val="FFFFFF"/>
-                <w:sz w:val="18"/>
               </w:rPr>
               <w:t>Responsável</w:t>
             </w:r>
@@ -542,16 +388,12 @@
         </w:tc>
         <w:tc>
           <w:tcPr>
-            <w:tcW w:type="dxa" w:w="1624"/>
-            <w:shd w:val="clear" w:fill="1F3B73"/>
+            <w:tcW w:type="dxa" w:w="1440"/>
           </w:tcPr>
           <w:p>
-            <w:r/>
             <w:r>
               <w:rPr>
                 <w:b/>
-                <w:color w:val="FFFFFF"/>
-                <w:sz w:val="18"/>
               </w:rPr>
               <w:t>Ferramenta</w:t>
             </w:r>
@@ -559,16 +401,12 @@
         </w:tc>
         <w:tc>
           <w:tcPr>
-            <w:tcW w:type="dxa" w:w="1624"/>
-            <w:shd w:val="clear" w:fill="1F3B73"/>
+            <w:tcW w:type="dxa" w:w="1440"/>
           </w:tcPr>
           <w:p>
-            <w:r/>
             <w:r>
               <w:rPr>
                 <w:b/>
-                <w:color w:val="FFFFFF"/>
-                <w:sz w:val="18"/>
               </w:rPr>
               <w:t>Critério de entrada</w:t>
             </w:r>
@@ -576,16 +414,12 @@
         </w:tc>
         <w:tc>
           <w:tcPr>
-            <w:tcW w:type="dxa" w:w="1624"/>
-            <w:shd w:val="clear" w:fill="1F3B73"/>
+            <w:tcW w:type="dxa" w:w="1440"/>
           </w:tcPr>
           <w:p>
-            <w:r/>
             <w:r>
               <w:rPr>
                 <w:b/>
-                <w:color w:val="FFFFFF"/>
-                <w:sz w:val="18"/>
               </w:rPr>
               <w:t>Critério de saída</w:t>
             </w:r>
@@ -595,108 +429,60 @@
       <w:tr>
         <w:tc>
           <w:tcPr>
-            <w:tcW w:type="dxa" w:w="1624"/>
+            <w:tcW w:type="dxa" w:w="1440"/>
           </w:tcPr>
           <w:p>
             <w:r>
-              <w:rPr>
-                <w:sz w:val="17"/>
-              </w:rPr>
-            </w:r>
-            <w:r>
-              <w:rPr>
-                <w:sz w:val="17"/>
-              </w:rPr>
               <w:t>1</w:t>
             </w:r>
           </w:p>
         </w:tc>
         <w:tc>
           <w:tcPr>
-            <w:tcW w:type="dxa" w:w="1624"/>
+            <w:tcW w:type="dxa" w:w="1440"/>
           </w:tcPr>
           <w:p>
             <w:r>
-              <w:rPr>
-                <w:sz w:val="17"/>
-              </w:rPr>
-            </w:r>
-            <w:r>
-              <w:rPr>
-                <w:sz w:val="17"/>
-              </w:rPr>
               <w:t>Testes unitários (API)</w:t>
             </w:r>
           </w:p>
         </w:tc>
         <w:tc>
           <w:tcPr>
-            <w:tcW w:type="dxa" w:w="1624"/>
+            <w:tcW w:type="dxa" w:w="1440"/>
           </w:tcPr>
           <w:p>
             <w:r>
-              <w:rPr>
-                <w:sz w:val="17"/>
-              </w:rPr>
-            </w:r>
-            <w:r>
-              <w:rPr>
-                <w:sz w:val="17"/>
-              </w:rPr>
               <w:t>Time Timeware (Dev + QA)</w:t>
             </w:r>
           </w:p>
         </w:tc>
         <w:tc>
           <w:tcPr>
-            <w:tcW w:type="dxa" w:w="1624"/>
+            <w:tcW w:type="dxa" w:w="1440"/>
           </w:tcPr>
           <w:p>
             <w:r>
-              <w:rPr>
-                <w:sz w:val="17"/>
-              </w:rPr>
-            </w:r>
-            <w:r>
-              <w:rPr>
-                <w:sz w:val="17"/>
-              </w:rPr>
               <w:t>JUnit 5 + Mockito + AssertJ</w:t>
             </w:r>
           </w:p>
         </w:tc>
         <w:tc>
           <w:tcPr>
-            <w:tcW w:type="dxa" w:w="1624"/>
+            <w:tcW w:type="dxa" w:w="1440"/>
           </w:tcPr>
           <w:p>
             <w:r>
-              <w:rPr>
-                <w:sz w:val="17"/>
-              </w:rPr>
-            </w:r>
-            <w:r>
-              <w:rPr>
-                <w:sz w:val="17"/>
-              </w:rPr>
               <w:t>Código da feature concluído</w:t>
             </w:r>
           </w:p>
         </w:tc>
         <w:tc>
           <w:tcPr>
-            <w:tcW w:type="dxa" w:w="1624"/>
+            <w:tcW w:type="dxa" w:w="1440"/>
           </w:tcPr>
           <w:p>
             <w:r>
-              <w:rPr>
-                <w:sz w:val="17"/>
-              </w:rPr>
-            </w:r>
-            <w:r>
-              <w:rPr>
-                <w:sz w:val="17"/>
-              </w:rPr>
               <w:t>Cobertura JaCoCo ≥ 80%; todos os testes passando</w:t>
             </w:r>
           </w:p>
@@ -705,114 +491,60 @@
       <w:tr>
         <w:tc>
           <w:tcPr>
-            <w:tcW w:type="dxa" w:w="1624"/>
-            <w:shd w:val="clear" w:fill="EDF1F7"/>
+            <w:tcW w:type="dxa" w:w="1440"/>
           </w:tcPr>
           <w:p>
             <w:r>
-              <w:rPr>
-                <w:sz w:val="17"/>
-              </w:rPr>
-            </w:r>
-            <w:r>
-              <w:rPr>
-                <w:sz w:val="17"/>
-              </w:rPr>
               <w:t>2</w:t>
             </w:r>
           </w:p>
         </w:tc>
         <w:tc>
           <w:tcPr>
-            <w:tcW w:type="dxa" w:w="1624"/>
-            <w:shd w:val="clear" w:fill="EDF1F7"/>
+            <w:tcW w:type="dxa" w:w="1440"/>
           </w:tcPr>
           <w:p>
             <w:r>
-              <w:rPr>
-                <w:sz w:val="17"/>
-              </w:rPr>
-            </w:r>
-            <w:r>
-              <w:rPr>
-                <w:sz w:val="17"/>
-              </w:rPr>
               <w:t>Testes de integração (API)</w:t>
             </w:r>
           </w:p>
         </w:tc>
         <w:tc>
           <w:tcPr>
-            <w:tcW w:type="dxa" w:w="1624"/>
-            <w:shd w:val="clear" w:fill="EDF1F7"/>
+            <w:tcW w:type="dxa" w:w="1440"/>
           </w:tcPr>
           <w:p>
             <w:r>
-              <w:rPr>
-                <w:sz w:val="17"/>
-              </w:rPr>
-            </w:r>
-            <w:r>
-              <w:rPr>
-                <w:sz w:val="17"/>
-              </w:rPr>
               <w:t>Time Timeware (Dev + QA)</w:t>
             </w:r>
           </w:p>
         </w:tc>
         <w:tc>
           <w:tcPr>
-            <w:tcW w:type="dxa" w:w="1624"/>
-            <w:shd w:val="clear" w:fill="EDF1F7"/>
+            <w:tcW w:type="dxa" w:w="1440"/>
           </w:tcPr>
           <w:p>
             <w:r>
-              <w:rPr>
-                <w:sz w:val="17"/>
-              </w:rPr>
-            </w:r>
-            <w:r>
-              <w:rPr>
-                <w:sz w:val="17"/>
-              </w:rPr>
               <w:t>Spring Boot Test + Testcontainers (PostgreSQL)</w:t>
             </w:r>
           </w:p>
         </w:tc>
         <w:tc>
           <w:tcPr>
-            <w:tcW w:type="dxa" w:w="1624"/>
-            <w:shd w:val="clear" w:fill="EDF1F7"/>
+            <w:tcW w:type="dxa" w:w="1440"/>
           </w:tcPr>
           <w:p>
             <w:r>
-              <w:rPr>
-                <w:sz w:val="17"/>
-              </w:rPr>
-            </w:r>
-            <w:r>
-              <w:rPr>
-                <w:sz w:val="17"/>
-              </w:rPr>
               <w:t>Testes unitários passando</w:t>
             </w:r>
           </w:p>
         </w:tc>
         <w:tc>
           <w:tcPr>
-            <w:tcW w:type="dxa" w:w="1624"/>
-            <w:shd w:val="clear" w:fill="EDF1F7"/>
+            <w:tcW w:type="dxa" w:w="1440"/>
           </w:tcPr>
           <w:p>
             <w:r>
-              <w:rPr>
-                <w:sz w:val="17"/>
-              </w:rPr>
-            </w:r>
-            <w:r>
-              <w:rPr>
-                <w:sz w:val="17"/>
-              </w:rPr>
               <w:t>Fluxos críticos (auth, busca, segurança) executados sem falha</w:t>
             </w:r>
           </w:p>
@@ -821,108 +553,60 @@
       <w:tr>
         <w:tc>
           <w:tcPr>
-            <w:tcW w:type="dxa" w:w="1624"/>
+            <w:tcW w:type="dxa" w:w="1440"/>
           </w:tcPr>
           <w:p>
             <w:r>
-              <w:rPr>
-                <w:sz w:val="17"/>
-              </w:rPr>
-            </w:r>
-            <w:r>
-              <w:rPr>
-                <w:sz w:val="17"/>
-              </w:rPr>
               <w:t>3</w:t>
             </w:r>
           </w:p>
         </w:tc>
         <w:tc>
           <w:tcPr>
-            <w:tcW w:type="dxa" w:w="1624"/>
+            <w:tcW w:type="dxa" w:w="1440"/>
           </w:tcPr>
           <w:p>
             <w:r>
-              <w:rPr>
-                <w:sz w:val="17"/>
-              </w:rPr>
-            </w:r>
-            <w:r>
-              <w:rPr>
-                <w:sz w:val="17"/>
-              </w:rPr>
               <w:t>Testes unitários (Web)</w:t>
             </w:r>
           </w:p>
         </w:tc>
         <w:tc>
           <w:tcPr>
-            <w:tcW w:type="dxa" w:w="1624"/>
+            <w:tcW w:type="dxa" w:w="1440"/>
           </w:tcPr>
           <w:p>
             <w:r>
-              <w:rPr>
-                <w:sz w:val="17"/>
-              </w:rPr>
-            </w:r>
-            <w:r>
-              <w:rPr>
-                <w:sz w:val="17"/>
-              </w:rPr>
               <w:t>Time Timeware (Dev + QA)</w:t>
             </w:r>
           </w:p>
         </w:tc>
         <w:tc>
           <w:tcPr>
-            <w:tcW w:type="dxa" w:w="1624"/>
+            <w:tcW w:type="dxa" w:w="1440"/>
           </w:tcPr>
           <w:p>
             <w:r>
-              <w:rPr>
-                <w:sz w:val="17"/>
-              </w:rPr>
-            </w:r>
-            <w:r>
-              <w:rPr>
-                <w:sz w:val="17"/>
-              </w:rPr>
               <w:t>Karma + Jasmine</w:t>
             </w:r>
           </w:p>
         </w:tc>
         <w:tc>
           <w:tcPr>
-            <w:tcW w:type="dxa" w:w="1624"/>
+            <w:tcW w:type="dxa" w:w="1440"/>
           </w:tcPr>
           <w:p>
             <w:r>
-              <w:rPr>
-                <w:sz w:val="17"/>
-              </w:rPr>
-            </w:r>
-            <w:r>
-              <w:rPr>
-                <w:sz w:val="17"/>
-              </w:rPr>
               <w:t>Componente/serviço concluído</w:t>
             </w:r>
           </w:p>
         </w:tc>
         <w:tc>
           <w:tcPr>
-            <w:tcW w:type="dxa" w:w="1624"/>
+            <w:tcW w:type="dxa" w:w="1440"/>
           </w:tcPr>
           <w:p>
             <w:r>
-              <w:rPr>
-                <w:sz w:val="17"/>
-              </w:rPr>
-            </w:r>
-            <w:r>
-              <w:rPr>
-                <w:sz w:val="17"/>
-              </w:rPr>
               <w:t>Cobertura Karma ≥ 80%; specs passando</w:t>
             </w:r>
           </w:p>
@@ -931,114 +615,60 @@
       <w:tr>
         <w:tc>
           <w:tcPr>
-            <w:tcW w:type="dxa" w:w="1624"/>
-            <w:shd w:val="clear" w:fill="EDF1F7"/>
+            <w:tcW w:type="dxa" w:w="1440"/>
           </w:tcPr>
           <w:p>
             <w:r>
-              <w:rPr>
-                <w:sz w:val="17"/>
-              </w:rPr>
-            </w:r>
-            <w:r>
-              <w:rPr>
-                <w:sz w:val="17"/>
-              </w:rPr>
               <w:t>4</w:t>
             </w:r>
           </w:p>
         </w:tc>
         <w:tc>
           <w:tcPr>
-            <w:tcW w:type="dxa" w:w="1624"/>
-            <w:shd w:val="clear" w:fill="EDF1F7"/>
+            <w:tcW w:type="dxa" w:w="1440"/>
           </w:tcPr>
           <w:p>
             <w:r>
-              <w:rPr>
-                <w:sz w:val="17"/>
-              </w:rPr>
-            </w:r>
-            <w:r>
-              <w:rPr>
-                <w:sz w:val="17"/>
-              </w:rPr>
               <w:t>Testes unitários (Crawler)</w:t>
             </w:r>
           </w:p>
         </w:tc>
         <w:tc>
           <w:tcPr>
-            <w:tcW w:type="dxa" w:w="1624"/>
-            <w:shd w:val="clear" w:fill="EDF1F7"/>
+            <w:tcW w:type="dxa" w:w="1440"/>
           </w:tcPr>
           <w:p>
             <w:r>
-              <w:rPr>
-                <w:sz w:val="17"/>
-              </w:rPr>
-            </w:r>
-            <w:r>
-              <w:rPr>
-                <w:sz w:val="17"/>
-              </w:rPr>
               <w:t>Time Timeware (Dev + QA)</w:t>
             </w:r>
           </w:p>
         </w:tc>
         <w:tc>
           <w:tcPr>
-            <w:tcW w:type="dxa" w:w="1624"/>
-            <w:shd w:val="clear" w:fill="EDF1F7"/>
+            <w:tcW w:type="dxa" w:w="1440"/>
           </w:tcPr>
           <w:p>
             <w:r>
-              <w:rPr>
-                <w:sz w:val="17"/>
-              </w:rPr>
-            </w:r>
-            <w:r>
-              <w:rPr>
-                <w:sz w:val="17"/>
-              </w:rPr>
               <w:t>pytest</w:t>
             </w:r>
           </w:p>
         </w:tc>
         <w:tc>
           <w:tcPr>
-            <w:tcW w:type="dxa" w:w="1624"/>
-            <w:shd w:val="clear" w:fill="EDF1F7"/>
+            <w:tcW w:type="dxa" w:w="1440"/>
           </w:tcPr>
           <w:p>
             <w:r>
-              <w:rPr>
-                <w:sz w:val="17"/>
-              </w:rPr>
-            </w:r>
-            <w:r>
-              <w:rPr>
-                <w:sz w:val="17"/>
-              </w:rPr>
               <w:t>Parser/endpoint concluído</w:t>
             </w:r>
           </w:p>
         </w:tc>
         <w:tc>
           <w:tcPr>
-            <w:tcW w:type="dxa" w:w="1624"/>
-            <w:shd w:val="clear" w:fill="EDF1F7"/>
+            <w:tcW w:type="dxa" w:w="1440"/>
           </w:tcPr>
           <w:p>
             <w:r>
-              <w:rPr>
-                <w:sz w:val="17"/>
-              </w:rPr>
-            </w:r>
-            <w:r>
-              <w:rPr>
-                <w:sz w:val="17"/>
-              </w:rPr>
               <w:t>Cobertura pytest ≥ 80%; testes passando</w:t>
             </w:r>
           </w:p>
@@ -1047,109 +677,61 @@
       <w:tr>
         <w:tc>
           <w:tcPr>
-            <w:tcW w:type="dxa" w:w="1624"/>
+            <w:tcW w:type="dxa" w:w="1440"/>
           </w:tcPr>
           <w:p>
             <w:r>
-              <w:rPr>
-                <w:sz w:val="17"/>
-              </w:rPr>
-            </w:r>
-            <w:r>
-              <w:rPr>
-                <w:sz w:val="17"/>
-              </w:rPr>
               <w:t>5</w:t>
             </w:r>
           </w:p>
         </w:tc>
         <w:tc>
           <w:tcPr>
-            <w:tcW w:type="dxa" w:w="1624"/>
+            <w:tcW w:type="dxa" w:w="1440"/>
           </w:tcPr>
           <w:p>
             <w:r>
-              <w:rPr>
-                <w:sz w:val="17"/>
-              </w:rPr>
-            </w:r>
-            <w:r>
-              <w:rPr>
-                <w:sz w:val="17"/>
-              </w:rPr>
               <w:t>Revisão de código (peer review)</w:t>
             </w:r>
           </w:p>
         </w:tc>
         <w:tc>
           <w:tcPr>
-            <w:tcW w:type="dxa" w:w="1624"/>
+            <w:tcW w:type="dxa" w:w="1440"/>
           </w:tcPr>
           <w:p>
             <w:r>
-              <w:rPr>
-                <w:sz w:val="17"/>
-              </w:rPr>
-            </w:r>
-            <w:r>
-              <w:rPr>
-                <w:sz w:val="17"/>
-              </w:rPr>
               <w:t>Autor + Revisor (Tech Lead)</w:t>
             </w:r>
           </w:p>
         </w:tc>
         <w:tc>
           <w:tcPr>
-            <w:tcW w:type="dxa" w:w="1624"/>
+            <w:tcW w:type="dxa" w:w="1440"/>
           </w:tcPr>
           <w:p>
             <w:r>
-              <w:rPr>
-                <w:sz w:val="17"/>
-              </w:rPr>
-            </w:r>
-            <w:r>
-              <w:rPr>
-                <w:sz w:val="17"/>
-              </w:rPr>
-              <w:t>Azure DevOps Pull Requests</w:t>
+              <w:t>GitLab Merge Requests</w:t>
             </w:r>
           </w:p>
         </w:tc>
         <w:tc>
           <w:tcPr>
-            <w:tcW w:type="dxa" w:w="1624"/>
+            <w:tcW w:type="dxa" w:w="1440"/>
           </w:tcPr>
           <w:p>
             <w:r>
-              <w:rPr>
-                <w:sz w:val="17"/>
-              </w:rPr>
-            </w:r>
-            <w:r>
-              <w:rPr>
-                <w:sz w:val="17"/>
-              </w:rPr>
-              <w:t>PR aberto com CI verde</w:t>
+              <w:t>MR aberto com CI verde</w:t>
             </w:r>
           </w:p>
         </w:tc>
         <w:tc>
           <w:tcPr>
-            <w:tcW w:type="dxa" w:w="1624"/>
+            <w:tcW w:type="dxa" w:w="1440"/>
           </w:tcPr>
           <w:p>
             <w:r>
-              <w:rPr>
-                <w:sz w:val="17"/>
-              </w:rPr>
-            </w:r>
-            <w:r>
-              <w:rPr>
-                <w:sz w:val="17"/>
-              </w:rPr>
-              <w:t>PR aprovado pelo Tech Lead (Cézar Velazquez) e gate de CI atendido (ver REV-MILHASFACIL01-001)</w:t>
+              <w:t>MR aprovado pelo Tech Lead (Cézar Velazquez) e gate de CI atendido (ver REV-MILHASFACIL01-001)</w:t>
             </w:r>
           </w:p>
         </w:tc>
@@ -1157,121 +739,65 @@
       <w:tr>
         <w:tc>
           <w:tcPr>
-            <w:tcW w:type="dxa" w:w="1624"/>
-            <w:shd w:val="clear" w:fill="EDF1F7"/>
+            <w:tcW w:type="dxa" w:w="1440"/>
           </w:tcPr>
           <w:p>
             <w:r>
-              <w:rPr>
-                <w:sz w:val="17"/>
-              </w:rPr>
-            </w:r>
-            <w:r>
-              <w:rPr>
-                <w:sz w:val="17"/>
-              </w:rPr>
               <w:t>6</w:t>
             </w:r>
           </w:p>
         </w:tc>
         <w:tc>
           <w:tcPr>
-            <w:tcW w:type="dxa" w:w="1624"/>
-            <w:shd w:val="clear" w:fill="EDF1F7"/>
+            <w:tcW w:type="dxa" w:w="1440"/>
           </w:tcPr>
           <w:p>
             <w:r>
-              <w:rPr>
-                <w:sz w:val="17"/>
-              </w:rPr>
-            </w:r>
-            <w:r>
-              <w:rPr>
-                <w:sz w:val="17"/>
-              </w:rPr>
               <w:t>Gate de cobertura no CI</w:t>
             </w:r>
           </w:p>
         </w:tc>
         <w:tc>
           <w:tcPr>
-            <w:tcW w:type="dxa" w:w="1624"/>
-            <w:shd w:val="clear" w:fill="EDF1F7"/>
+            <w:tcW w:type="dxa" w:w="1440"/>
           </w:tcPr>
           <w:p>
             <w:r>
-              <w:rPr>
-                <w:sz w:val="17"/>
-              </w:rPr>
-            </w:r>
-            <w:r>
-              <w:rPr>
-                <w:sz w:val="17"/>
-              </w:rPr>
               <w:t>DevOps (Cézar Velazquez — Tech Lead)</w:t>
             </w:r>
           </w:p>
         </w:tc>
         <w:tc>
           <w:tcPr>
-            <w:tcW w:type="dxa" w:w="1624"/>
-            <w:shd w:val="clear" w:fill="EDF1F7"/>
+            <w:tcW w:type="dxa" w:w="1440"/>
           </w:tcPr>
           <w:p>
             <w:r>
-              <w:rPr>
-                <w:sz w:val="17"/>
-              </w:rPr>
-            </w:r>
-            <w:r>
-              <w:rPr>
-                <w:sz w:val="17"/>
-              </w:rPr>
-              <w:t>Pipeline PowerShell@2 + JaCoCo</w:t>
+              <w:t>Pipeline Docker (runner-vm-docker) + JaCoCo</w:t>
             </w:r>
           </w:p>
         </w:tc>
         <w:tc>
           <w:tcPr>
-            <w:tcW w:type="dxa" w:w="1624"/>
-            <w:shd w:val="clear" w:fill="EDF1F7"/>
+            <w:tcW w:type="dxa" w:w="1440"/>
           </w:tcPr>
           <w:p>
             <w:r>
-              <w:rPr>
-                <w:sz w:val="17"/>
-              </w:rPr>
-            </w:r>
-            <w:r>
-              <w:rPr>
-                <w:sz w:val="17"/>
-              </w:rPr>
               <w:t>Build executado no pipeline</w:t>
             </w:r>
           </w:p>
         </w:tc>
         <w:tc>
           <w:tcPr>
-            <w:tcW w:type="dxa" w:w="1624"/>
-            <w:shd w:val="clear" w:fill="EDF1F7"/>
+            <w:tcW w:type="dxa" w:w="1440"/>
           </w:tcPr>
           <w:p>
             <w:r>
-              <w:rPr>
-                <w:sz w:val="17"/>
-              </w:rPr>
-            </w:r>
-            <w:r>
-              <w:rPr>
-                <w:sz w:val="17"/>
-              </w:rPr>
               <w:t xml:space="preserve">Cobertura ≥ 80% na API; pipeline verde para merge em </w:t>
             </w:r>
             <w:r>
               <w:rPr>
                 <w:rFonts w:ascii="Consolas" w:hAnsi="Consolas"/>
-                <w:color w:val="444444"/>
-                <w:sz w:val="17"/>
               </w:rPr>
               <w:t>develop</w:t>
             </w:r>
@@ -1281,72 +807,42 @@
       <w:tr>
         <w:tc>
           <w:tcPr>
-            <w:tcW w:type="dxa" w:w="1624"/>
+            <w:tcW w:type="dxa" w:w="1440"/>
           </w:tcPr>
           <w:p>
             <w:r>
-              <w:rPr>
-                <w:sz w:val="17"/>
-              </w:rPr>
-            </w:r>
-            <w:r>
-              <w:rPr>
-                <w:sz w:val="17"/>
-              </w:rPr>
               <w:t>7</w:t>
             </w:r>
           </w:p>
         </w:tc>
         <w:tc>
           <w:tcPr>
-            <w:tcW w:type="dxa" w:w="1624"/>
+            <w:tcW w:type="dxa" w:w="1440"/>
           </w:tcPr>
           <w:p>
             <w:r>
-              <w:rPr>
-                <w:sz w:val="17"/>
-              </w:rPr>
-            </w:r>
-            <w:r>
-              <w:rPr>
-                <w:sz w:val="17"/>
-              </w:rPr>
               <w:t>Testes de aceitação / exploratórios MANUAIS (validação)</w:t>
             </w:r>
           </w:p>
         </w:tc>
         <w:tc>
           <w:tcPr>
-            <w:tcW w:type="dxa" w:w="1624"/>
+            <w:tcW w:type="dxa" w:w="1440"/>
           </w:tcPr>
           <w:p>
             <w:r>
-              <w:rPr>
-                <w:sz w:val="17"/>
-              </w:rPr>
-            </w:r>
-            <w:r>
-              <w:rPr>
-                <w:sz w:val="17"/>
-              </w:rPr>
               <w:t>QA — Jonathan Alves</w:t>
             </w:r>
           </w:p>
         </w:tc>
         <w:tc>
           <w:tcPr>
-            <w:tcW w:type="dxa" w:w="1624"/>
+            <w:tcW w:type="dxa" w:w="1440"/>
           </w:tcPr>
           <w:p>
             <w:r>
               <w:rPr>
-                <w:sz w:val="17"/>
-              </w:rPr>
-            </w:r>
-            <w:r>
-              <w:rPr>
                 <w:b/>
-                <w:sz w:val="17"/>
               </w:rPr>
               <w:t>Execução manual; evidências geradas à mão (capturas de tela e registros). Sem ferramenta de gestão de testes (Xray / Azure Test Plans)</w:t>
             </w:r>
@@ -1354,103 +850,67 @@
         </w:tc>
         <w:tc>
           <w:tcPr>
-            <w:tcW w:type="dxa" w:w="1624"/>
+            <w:tcW w:type="dxa" w:w="1440"/>
           </w:tcPr>
           <w:p>
             <w:r>
-              <w:rPr>
-                <w:sz w:val="17"/>
-              </w:rPr>
-            </w:r>
-            <w:r>
-              <w:rPr>
-                <w:sz w:val="17"/>
-              </w:rPr>
               <w:t>Funcionalidade integrada no ambiente de homologação</w:t>
             </w:r>
           </w:p>
         </w:tc>
         <w:tc>
           <w:tcPr>
-            <w:tcW w:type="dxa" w:w="1624"/>
+            <w:tcW w:type="dxa" w:w="1440"/>
           </w:tcPr>
           <w:p>
             <w:r>
-              <w:rPr>
-                <w:sz w:val="17"/>
-              </w:rPr>
-            </w:r>
-            <w:r>
-              <w:rPr>
-                <w:sz w:val="17"/>
-              </w:rPr>
               <w:t>Cenários CT-01–CT-12 validados manualmente; evidências anexadas ao registro de execução (REL-VV-MILHASFACIL01-001)</w:t>
             </w:r>
           </w:p>
         </w:tc>
       </w:tr>
     </w:tbl>
+    <w:p/>
     <w:p>
+      <w:pPr>
+        <w:pStyle w:val="IntenseQuote"/>
+      </w:pPr>
       <w:r>
-        <w:rPr>
-          <w:i/>
-          <w:color w:val="444444"/>
-        </w:rPr>
         <w:t xml:space="preserve">A validação funcional do produto é conduzida </w:t>
       </w:r>
       <w:r>
         <w:rPr>
           <w:b/>
-          <w:i/>
-          <w:color w:val="444444"/>
         </w:rPr>
         <w:t>manualmente</w:t>
       </w:r>
       <w:r>
-        <w:rPr>
-          <w:i/>
-          <w:color w:val="444444"/>
-        </w:rPr>
         <w:t xml:space="preserve"> pela QA Jonathan Alves, que executa os cenários de teste (CT) na aplicação em homologação e </w:t>
       </w:r>
       <w:r>
         <w:rPr>
           <w:b/>
-          <w:i/>
-          <w:color w:val="444444"/>
         </w:rPr>
         <w:t>gera as evidências à mão</w:t>
       </w:r>
       <w:r>
-        <w:rPr>
-          <w:i/>
-          <w:color w:val="444444"/>
-        </w:rPr>
         <w:t xml:space="preserve"> (capturas de tela, registros de resultado). O projeto </w:t>
       </w:r>
       <w:r>
         <w:rPr>
           <w:b/>
-          <w:i/>
-          <w:color w:val="444444"/>
         </w:rPr>
         <w:t>não utiliza ferramenta de gestão de testes</w:t>
       </w:r>
       <w:r>
-        <w:rPr>
-          <w:i/>
-          <w:color w:val="444444"/>
-        </w:rPr>
         <w:t xml:space="preserve"> (Xray / Azure Test Plans); os casos e os resultados são mantidos neste plano e no relatório de execução (REL-VV-MILHASFACIL01-001). A validação manual da QA na release v0.9.0 sustentou a aprovação dos casos CT-11 e CT-12 (filtros avançados e busca de aeroporto por ILIKE).</w:t>
       </w:r>
     </w:p>
     <w:p>
+      <w:pPr>
+        <w:pStyle w:val="Heading3"/>
+      </w:pPr>
       <w:r>
-        <w:rPr>
-          <w:b/>
-          <w:color w:val="2E5CAA"/>
-          <w:sz w:val="23"/>
-        </w:rPr>
         <w:t>3.2 Critérios de qualidade do projeto</w:t>
       </w:r>
     </w:p>
@@ -1458,27 +918,22 @@
       <w:tblPr>
         <w:tblStyle w:val="TableGrid"/>
         <w:tblW w:type="auto" w:w="0"/>
-        <w:jc w:val="center"/>
         <w:tblLook w:firstColumn="1" w:firstRow="1" w:lastColumn="0" w:lastRow="0" w:noHBand="0" w:noVBand="1" w:val="04A0"/>
       </w:tblPr>
       <w:tblGrid>
-        <w:gridCol w:w="3249"/>
-        <w:gridCol w:w="3249"/>
-        <w:gridCol w:w="3249"/>
+        <w:gridCol w:w="2880"/>
+        <w:gridCol w:w="2880"/>
+        <w:gridCol w:w="2880"/>
       </w:tblGrid>
       <w:tr>
         <w:tc>
           <w:tcPr>
-            <w:tcW w:type="dxa" w:w="3249"/>
-            <w:shd w:val="clear" w:fill="1F3B73"/>
+            <w:tcW w:type="dxa" w:w="2880"/>
           </w:tcPr>
           <w:p>
-            <w:r/>
             <w:r>
               <w:rPr>
                 <w:b/>
-                <w:color w:val="FFFFFF"/>
-                <w:sz w:val="18"/>
               </w:rPr>
               <w:t>Critério</w:t>
             </w:r>
@@ -1486,16 +941,12 @@
         </w:tc>
         <w:tc>
           <w:tcPr>
-            <w:tcW w:type="dxa" w:w="3249"/>
-            <w:shd w:val="clear" w:fill="1F3B73"/>
+            <w:tcW w:type="dxa" w:w="2880"/>
           </w:tcPr>
           <w:p>
-            <w:r/>
             <w:r>
               <w:rPr>
                 <w:b/>
-                <w:color w:val="FFFFFF"/>
-                <w:sz w:val="18"/>
               </w:rPr>
               <w:t>Meta</w:t>
             </w:r>
@@ -1503,16 +954,12 @@
         </w:tc>
         <w:tc>
           <w:tcPr>
-            <w:tcW w:type="dxa" w:w="3249"/>
-            <w:shd w:val="clear" w:fill="1F3B73"/>
+            <w:tcW w:type="dxa" w:w="2880"/>
           </w:tcPr>
           <w:p>
-            <w:r/>
             <w:r>
               <w:rPr>
                 <w:b/>
-                <w:color w:val="FFFFFF"/>
-                <w:sz w:val="18"/>
               </w:rPr>
               <w:t>Base</w:t>
             </w:r>
@@ -1522,54 +969,30 @@
       <w:tr>
         <w:tc>
           <w:tcPr>
-            <w:tcW w:type="dxa" w:w="3249"/>
+            <w:tcW w:type="dxa" w:w="2880"/>
           </w:tcPr>
           <w:p>
             <w:r>
-              <w:rPr>
-                <w:sz w:val="17"/>
-              </w:rPr>
-            </w:r>
-            <w:r>
-              <w:rPr>
-                <w:sz w:val="17"/>
-              </w:rPr>
               <w:t>Cobertura de testes (JaCoCo / Karma / pytest)</w:t>
             </w:r>
           </w:p>
         </w:tc>
         <w:tc>
           <w:tcPr>
-            <w:tcW w:type="dxa" w:w="3249"/>
+            <w:tcW w:type="dxa" w:w="2880"/>
           </w:tcPr>
           <w:p>
             <w:r>
-              <w:rPr>
-                <w:sz w:val="17"/>
-              </w:rPr>
-            </w:r>
-            <w:r>
-              <w:rPr>
-                <w:sz w:val="17"/>
-              </w:rPr>
               <w:t>≥ 80%</w:t>
             </w:r>
           </w:p>
         </w:tc>
         <w:tc>
           <w:tcPr>
-            <w:tcW w:type="dxa" w:w="3249"/>
+            <w:tcW w:type="dxa" w:w="2880"/>
           </w:tcPr>
           <w:p>
             <w:r>
-              <w:rPr>
-                <w:sz w:val="17"/>
-              </w:rPr>
-            </w:r>
-            <w:r>
-              <w:rPr>
-                <w:sz w:val="17"/>
-              </w:rPr>
               <w:t>RNF02</w:t>
             </w:r>
           </w:p>
@@ -1578,57 +1001,30 @@
       <w:tr>
         <w:tc>
           <w:tcPr>
-            <w:tcW w:type="dxa" w:w="3249"/>
-            <w:shd w:val="clear" w:fill="EDF1F7"/>
+            <w:tcW w:type="dxa" w:w="2880"/>
           </w:tcPr>
           <w:p>
             <w:r>
-              <w:rPr>
-                <w:sz w:val="17"/>
-              </w:rPr>
-            </w:r>
-            <w:r>
-              <w:rPr>
-                <w:sz w:val="17"/>
-              </w:rPr>
               <w:t>Gate de cobertura no CI</w:t>
             </w:r>
           </w:p>
         </w:tc>
         <w:tc>
           <w:tcPr>
-            <w:tcW w:type="dxa" w:w="3249"/>
-            <w:shd w:val="clear" w:fill="EDF1F7"/>
+            <w:tcW w:type="dxa" w:w="2880"/>
           </w:tcPr>
           <w:p>
             <w:r>
-              <w:rPr>
-                <w:sz w:val="17"/>
-              </w:rPr>
-            </w:r>
-            <w:r>
-              <w:rPr>
-                <w:sz w:val="17"/>
-              </w:rPr>
               <w:t>Ativo a partir da Sprint 4</w:t>
             </w:r>
           </w:p>
         </w:tc>
         <w:tc>
           <w:tcPr>
-            <w:tcW w:type="dxa" w:w="3249"/>
-            <w:shd w:val="clear" w:fill="EDF1F7"/>
+            <w:tcW w:type="dxa" w:w="2880"/>
           </w:tcPr>
           <w:p>
             <w:r>
-              <w:rPr>
-                <w:sz w:val="17"/>
-              </w:rPr>
-            </w:r>
-            <w:r>
-              <w:rPr>
-                <w:sz w:val="17"/>
-              </w:rPr>
               <w:t>RNF02</w:t>
             </w:r>
           </w:p>
@@ -1637,54 +1033,30 @@
       <w:tr>
         <w:tc>
           <w:tcPr>
-            <w:tcW w:type="dxa" w:w="3249"/>
+            <w:tcW w:type="dxa" w:w="2880"/>
           </w:tcPr>
           <w:p>
             <w:r>
-              <w:rPr>
-                <w:sz w:val="17"/>
-              </w:rPr>
-            </w:r>
-            <w:r>
-              <w:rPr>
-                <w:sz w:val="17"/>
-              </w:rPr>
               <w:t>Tempo de resposta da busca</w:t>
             </w:r>
           </w:p>
         </w:tc>
         <w:tc>
           <w:tcPr>
-            <w:tcW w:type="dxa" w:w="3249"/>
+            <w:tcW w:type="dxa" w:w="2880"/>
           </w:tcPr>
           <w:p>
             <w:r>
-              <w:rPr>
-                <w:sz w:val="17"/>
-              </w:rPr>
-            </w:r>
-            <w:r>
-              <w:rPr>
-                <w:sz w:val="17"/>
-              </w:rPr>
               <w:t>≤ 30 s (média observada 8,3 s)</w:t>
             </w:r>
           </w:p>
         </w:tc>
         <w:tc>
           <w:tcPr>
-            <w:tcW w:type="dxa" w:w="3249"/>
+            <w:tcW w:type="dxa" w:w="2880"/>
           </w:tcPr>
           <w:p>
             <w:r>
-              <w:rPr>
-                <w:sz w:val="17"/>
-              </w:rPr>
-            </w:r>
-            <w:r>
-              <w:rPr>
-                <w:sz w:val="17"/>
-              </w:rPr>
               <w:t>RNF01</w:t>
             </w:r>
           </w:p>
@@ -1693,57 +1065,30 @@
       <w:tr>
         <w:tc>
           <w:tcPr>
-            <w:tcW w:type="dxa" w:w="3249"/>
-            <w:shd w:val="clear" w:fill="EDF1F7"/>
+            <w:tcW w:type="dxa" w:w="2880"/>
           </w:tcPr>
           <w:p>
             <w:r>
-              <w:rPr>
-                <w:sz w:val="17"/>
-              </w:rPr>
-            </w:r>
-            <w:r>
-              <w:rPr>
-                <w:sz w:val="17"/>
-              </w:rPr>
               <w:t>Não conformidades em aberto</w:t>
             </w:r>
           </w:p>
         </w:tc>
         <w:tc>
           <w:tcPr>
-            <w:tcW w:type="dxa" w:w="3249"/>
-            <w:shd w:val="clear" w:fill="EDF1F7"/>
+            <w:tcW w:type="dxa" w:w="2880"/>
           </w:tcPr>
           <w:p>
             <w:r>
-              <w:rPr>
-                <w:sz w:val="17"/>
-              </w:rPr>
-            </w:r>
-            <w:r>
-              <w:rPr>
-                <w:sz w:val="17"/>
-              </w:rPr>
               <w:t>0</w:t>
             </w:r>
           </w:p>
         </w:tc>
         <w:tc>
           <w:tcPr>
-            <w:tcW w:type="dxa" w:w="3249"/>
-            <w:shd w:val="clear" w:fill="EDF1F7"/>
+            <w:tcW w:type="dxa" w:w="2880"/>
           </w:tcPr>
           <w:p>
             <w:r>
-              <w:rPr>
-                <w:sz w:val="17"/>
-              </w:rPr>
-            </w:r>
-            <w:r>
-              <w:rPr>
-                <w:sz w:val="17"/>
-              </w:rPr>
               <w:t>Meta de qualidade (GQA)</w:t>
             </w:r>
           </w:p>
@@ -1752,54 +1097,30 @@
       <w:tr>
         <w:tc>
           <w:tcPr>
-            <w:tcW w:type="dxa" w:w="3249"/>
+            <w:tcW w:type="dxa" w:w="2880"/>
           </w:tcPr>
           <w:p>
             <w:r>
-              <w:rPr>
-                <w:sz w:val="17"/>
-              </w:rPr>
-            </w:r>
-            <w:r>
-              <w:rPr>
-                <w:sz w:val="17"/>
-              </w:rPr>
-              <w:t>Pull Requests sem revisor</w:t>
+              <w:t>Merge Requests sem revisor</w:t>
             </w:r>
           </w:p>
         </w:tc>
         <w:tc>
           <w:tcPr>
-            <w:tcW w:type="dxa" w:w="3249"/>
+            <w:tcW w:type="dxa" w:w="2880"/>
           </w:tcPr>
           <w:p>
             <w:r>
-              <w:rPr>
-                <w:sz w:val="17"/>
-              </w:rPr>
-            </w:r>
-            <w:r>
-              <w:rPr>
-                <w:sz w:val="17"/>
-              </w:rPr>
               <w:t>0</w:t>
             </w:r>
           </w:p>
         </w:tc>
         <w:tc>
           <w:tcPr>
-            <w:tcW w:type="dxa" w:w="3249"/>
+            <w:tcW w:type="dxa" w:w="2880"/>
           </w:tcPr>
           <w:p>
             <w:r>
-              <w:rPr>
-                <w:sz w:val="17"/>
-              </w:rPr>
-            </w:r>
-            <w:r>
-              <w:rPr>
-                <w:sz w:val="17"/>
-              </w:rPr>
               <w:t>RNF04 / política de branch</w:t>
             </w:r>
           </w:p>
@@ -1808,85 +1129,50 @@
       <w:tr>
         <w:tc>
           <w:tcPr>
-            <w:tcW w:type="dxa" w:w="3249"/>
-            <w:shd w:val="clear" w:fill="EDF1F7"/>
+            <w:tcW w:type="dxa" w:w="2880"/>
           </w:tcPr>
           <w:p>
             <w:r>
-              <w:rPr>
-                <w:sz w:val="17"/>
-              </w:rPr>
-            </w:r>
-            <w:r>
-              <w:rPr>
-                <w:sz w:val="17"/>
-              </w:rPr>
               <w:t>Velocity por sprint</w:t>
             </w:r>
           </w:p>
         </w:tc>
         <w:tc>
           <w:tcPr>
-            <w:tcW w:type="dxa" w:w="3249"/>
-            <w:shd w:val="clear" w:fill="EDF1F7"/>
+            <w:tcW w:type="dxa" w:w="2880"/>
           </w:tcPr>
           <w:p>
             <w:r>
-              <w:rPr>
-                <w:sz w:val="17"/>
-              </w:rPr>
-            </w:r>
-            <w:r>
-              <w:rPr>
-                <w:sz w:val="17"/>
-              </w:rPr>
               <w:t>≥ 30 SP</w:t>
             </w:r>
           </w:p>
         </w:tc>
         <w:tc>
           <w:tcPr>
-            <w:tcW w:type="dxa" w:w="3249"/>
-            <w:shd w:val="clear" w:fill="EDF1F7"/>
+            <w:tcW w:type="dxa" w:w="2880"/>
           </w:tcPr>
           <w:p>
             <w:r>
-              <w:rPr>
-                <w:sz w:val="17"/>
-              </w:rPr>
-            </w:r>
-            <w:r>
-              <w:rPr>
-                <w:sz w:val="17"/>
-              </w:rPr>
               <w:t>Meta de gestão</w:t>
             </w:r>
           </w:p>
         </w:tc>
       </w:tr>
     </w:tbl>
+    <w:p/>
     <w:p>
       <w:pPr>
-        <w:pBdr>
-          <w:bottom w:val="single" w:sz="6" w:space="3" w:color="1F3B73"/>
-        </w:pBdr>
+        <w:pStyle w:val="Heading2"/>
       </w:pPr>
       <w:r>
-        <w:rPr>
-          <w:b/>
-          <w:color w:val="1F3B73"/>
-          <w:sz w:val="27"/>
-        </w:rPr>
         <w:t>4. Estratégia por repositório</w:t>
       </w:r>
     </w:p>
     <w:p>
+      <w:pPr>
+        <w:pStyle w:val="Heading3"/>
+      </w:pPr>
       <w:r>
-        <w:rPr>
-          <w:b/>
-          <w:color w:val="2E5CAA"/>
-          <w:sz w:val="23"/>
-        </w:rPr>
         <w:t>4.1 API (MilhasFacil_api)</w:t>
       </w:r>
     </w:p>
@@ -1911,8 +1197,6 @@
       <w:r>
         <w:rPr>
           <w:rFonts w:ascii="Consolas" w:hAnsi="Consolas"/>
-          <w:color w:val="444444"/>
-          <w:sz w:val="18"/>
         </w:rPr>
         <w:t>AuthService</w:t>
       </w:r>
@@ -1922,8 +1206,6 @@
       <w:r>
         <w:rPr>
           <w:rFonts w:ascii="Consolas" w:hAnsi="Consolas"/>
-          <w:color w:val="444444"/>
-          <w:sz w:val="18"/>
         </w:rPr>
         <w:t>SearchService</w:t>
       </w:r>
@@ -1933,8 +1215,6 @@
       <w:r>
         <w:rPr>
           <w:rFonts w:ascii="Consolas" w:hAnsi="Consolas"/>
-          <w:color w:val="444444"/>
-          <w:sz w:val="18"/>
         </w:rPr>
         <w:t>FilteredSearchService</w:t>
       </w:r>
@@ -1944,8 +1224,6 @@
       <w:r>
         <w:rPr>
           <w:rFonts w:ascii="Consolas" w:hAnsi="Consolas"/>
-          <w:color w:val="444444"/>
-          <w:sz w:val="18"/>
         </w:rPr>
         <w:t>ScheduledAlertService</w:t>
       </w:r>
@@ -1969,8 +1247,6 @@
       <w:r>
         <w:rPr>
           <w:rFonts w:ascii="Consolas" w:hAnsi="Consolas"/>
-          <w:color w:val="444444"/>
-          <w:sz w:val="18"/>
         </w:rPr>
         <w:t>AuthController</w:t>
       </w:r>
@@ -1980,8 +1256,6 @@
       <w:r>
         <w:rPr>
           <w:rFonts w:ascii="Consolas" w:hAnsi="Consolas"/>
-          <w:color w:val="444444"/>
-          <w:sz w:val="18"/>
         </w:rPr>
         <w:t>SearchController</w:t>
       </w:r>
@@ -1991,8 +1265,6 @@
       <w:r>
         <w:rPr>
           <w:rFonts w:ascii="Consolas" w:hAnsi="Consolas"/>
-          <w:color w:val="444444"/>
-          <w:sz w:val="18"/>
         </w:rPr>
         <w:t>AirportRepository</w:t>
       </w:r>
@@ -2002,8 +1274,6 @@
       <w:r>
         <w:rPr>
           <w:rFonts w:ascii="Consolas" w:hAnsi="Consolas"/>
-          <w:color w:val="444444"/>
-          <w:sz w:val="18"/>
         </w:rPr>
         <w:t>unaccent</w:t>
       </w:r>
@@ -2013,8 +1283,6 @@
       <w:r>
         <w:rPr>
           <w:rFonts w:ascii="Consolas" w:hAnsi="Consolas"/>
-          <w:color w:val="444444"/>
-          <w:sz w:val="18"/>
         </w:rPr>
         <w:t>q=gru</w:t>
       </w:r>
@@ -2023,12 +1291,10 @@
       </w:r>
     </w:p>
     <w:p>
+      <w:pPr>
+        <w:pStyle w:val="Heading3"/>
+      </w:pPr>
       <w:r>
-        <w:rPr>
-          <w:b/>
-          <w:color w:val="2E5CAA"/>
-          <w:sz w:val="23"/>
-        </w:rPr>
         <w:t>4.2 Web (MilhasFacil_web)</w:t>
       </w:r>
     </w:p>
@@ -2039,8 +1305,6 @@
       <w:r>
         <w:rPr>
           <w:rFonts w:ascii="Consolas" w:hAnsi="Consolas"/>
-          <w:color w:val="444444"/>
-          <w:sz w:val="18"/>
         </w:rPr>
         <w:t>AuthService</w:t>
       </w:r>
@@ -2050,8 +1314,6 @@
       <w:r>
         <w:rPr>
           <w:rFonts w:ascii="Consolas" w:hAnsi="Consolas"/>
-          <w:color w:val="444444"/>
-          <w:sz w:val="18"/>
         </w:rPr>
         <w:t>jwtInterceptor</w:t>
       </w:r>
@@ -2061,8 +1323,6 @@
       <w:r>
         <w:rPr>
           <w:rFonts w:ascii="Consolas" w:hAnsi="Consolas"/>
-          <w:color w:val="444444"/>
-          <w:sz w:val="18"/>
         </w:rPr>
         <w:t>ThemeService</w:t>
       </w:r>
@@ -2071,12 +1331,10 @@
       </w:r>
     </w:p>
     <w:p>
+      <w:pPr>
+        <w:pStyle w:val="Heading3"/>
+      </w:pPr>
       <w:r>
-        <w:rPr>
-          <w:b/>
-          <w:color w:val="2E5CAA"/>
-          <w:sz w:val="23"/>
-        </w:rPr>
         <w:t>4.3 Crawler (MilhasFacil_crawler)</w:t>
       </w:r>
     </w:p>
@@ -2087,8 +1345,6 @@
       <w:r>
         <w:rPr>
           <w:rFonts w:ascii="Consolas" w:hAnsi="Consolas"/>
-          <w:color w:val="444444"/>
-          <w:sz w:val="18"/>
         </w:rPr>
         <w:t>SmilesParser</w:t>
       </w:r>
@@ -2098,8 +1354,6 @@
       <w:r>
         <w:rPr>
           <w:rFonts w:ascii="Consolas" w:hAnsi="Consolas"/>
-          <w:color w:val="444444"/>
-          <w:sz w:val="18"/>
         </w:rPr>
         <w:t>GET /health</w:t>
       </w:r>
@@ -2109,8 +1363,6 @@
       <w:r>
         <w:rPr>
           <w:rFonts w:ascii="Consolas" w:hAnsi="Consolas"/>
-          <w:color w:val="444444"/>
-          <w:sz w:val="18"/>
         </w:rPr>
         <w:t>POST /search/{airline}</w:t>
       </w:r>
@@ -2120,16 +1372,9 @@
     </w:p>
     <w:p>
       <w:pPr>
-        <w:pBdr>
-          <w:bottom w:val="single" w:sz="6" w:space="3" w:color="1F3B73"/>
-        </w:pBdr>
+        <w:pStyle w:val="Heading2"/>
       </w:pPr>
       <w:r>
-        <w:rPr>
-          <w:b/>
-          <w:color w:val="1F3B73"/>
-          <w:sz w:val="27"/>
-        </w:rPr>
         <w:t>5. Casos de teste (CT-01 a CT-12)</w:t>
       </w:r>
     </w:p>
@@ -2149,8 +1394,6 @@
       <w:r>
         <w:rPr>
           <w:rFonts w:ascii="Consolas" w:hAnsi="Consolas"/>
-          <w:color w:val="444444"/>
-          <w:sz w:val="18"/>
         </w:rPr>
         <w:t>main</w:t>
       </w:r>
@@ -2171,29 +1414,24 @@
       <w:tblPr>
         <w:tblStyle w:val="TableGrid"/>
         <w:tblW w:type="auto" w:w="0"/>
-        <w:jc w:val="center"/>
         <w:tblLook w:firstColumn="1" w:firstRow="1" w:lastColumn="0" w:lastRow="0" w:noHBand="0" w:noVBand="1" w:val="04A0"/>
       </w:tblPr>
       <w:tblGrid>
-        <w:gridCol w:w="1949"/>
-        <w:gridCol w:w="1949"/>
-        <w:gridCol w:w="1949"/>
-        <w:gridCol w:w="1949"/>
-        <w:gridCol w:w="1949"/>
+        <w:gridCol w:w="1728"/>
+        <w:gridCol w:w="1728"/>
+        <w:gridCol w:w="1728"/>
+        <w:gridCol w:w="1728"/>
+        <w:gridCol w:w="1728"/>
       </w:tblGrid>
       <w:tr>
         <w:tc>
           <w:tcPr>
-            <w:tcW w:type="dxa" w:w="1949"/>
-            <w:shd w:val="clear" w:fill="1F3B73"/>
+            <w:tcW w:type="dxa" w:w="1728"/>
           </w:tcPr>
           <w:p>
-            <w:r/>
             <w:r>
               <w:rPr>
                 <w:b/>
-                <w:color w:val="FFFFFF"/>
-                <w:sz w:val="18"/>
               </w:rPr>
               <w:t>CT</w:t>
             </w:r>
@@ -2201,16 +1439,12 @@
         </w:tc>
         <w:tc>
           <w:tcPr>
-            <w:tcW w:type="dxa" w:w="1949"/>
-            <w:shd w:val="clear" w:fill="1F3B73"/>
+            <w:tcW w:type="dxa" w:w="1728"/>
           </w:tcPr>
           <w:p>
-            <w:r/>
             <w:r>
               <w:rPr>
                 <w:b/>
-                <w:color w:val="FFFFFF"/>
-                <w:sz w:val="18"/>
               </w:rPr>
               <w:t>Cenário</w:t>
             </w:r>
@@ -2218,16 +1452,12 @@
         </w:tc>
         <w:tc>
           <w:tcPr>
-            <w:tcW w:type="dxa" w:w="1949"/>
-            <w:shd w:val="clear" w:fill="1F3B73"/>
+            <w:tcW w:type="dxa" w:w="1728"/>
           </w:tcPr>
           <w:p>
-            <w:r/>
             <w:r>
               <w:rPr>
                 <w:b/>
-                <w:color w:val="FFFFFF"/>
-                <w:sz w:val="18"/>
               </w:rPr>
               <w:t>Sprint</w:t>
             </w:r>
@@ -2235,16 +1465,12 @@
         </w:tc>
         <w:tc>
           <w:tcPr>
-            <w:tcW w:type="dxa" w:w="1949"/>
-            <w:shd w:val="clear" w:fill="1F3B73"/>
+            <w:tcW w:type="dxa" w:w="1728"/>
           </w:tcPr>
           <w:p>
-            <w:r/>
             <w:r>
               <w:rPr>
                 <w:b/>
-                <w:color w:val="FFFFFF"/>
-                <w:sz w:val="18"/>
               </w:rPr>
               <w:t>Tipo</w:t>
             </w:r>
@@ -2252,16 +1478,12 @@
         </w:tc>
         <w:tc>
           <w:tcPr>
-            <w:tcW w:type="dxa" w:w="1949"/>
-            <w:shd w:val="clear" w:fill="1F3B73"/>
+            <w:tcW w:type="dxa" w:w="1728"/>
           </w:tcPr>
           <w:p>
-            <w:r/>
             <w:r>
               <w:rPr>
                 <w:b/>
-                <w:color w:val="FFFFFF"/>
-                <w:sz w:val="18"/>
               </w:rPr>
               <w:t>Resultado</w:t>
             </w:r>
@@ -2271,90 +1493,50 @@
       <w:tr>
         <w:tc>
           <w:tcPr>
-            <w:tcW w:type="dxa" w:w="1949"/>
+            <w:tcW w:type="dxa" w:w="1728"/>
           </w:tcPr>
           <w:p>
             <w:r>
-              <w:rPr>
-                <w:sz w:val="17"/>
-              </w:rPr>
-            </w:r>
-            <w:r>
-              <w:rPr>
-                <w:sz w:val="17"/>
-              </w:rPr>
               <w:t>CT-01</w:t>
             </w:r>
           </w:p>
         </w:tc>
         <w:tc>
           <w:tcPr>
-            <w:tcW w:type="dxa" w:w="1949"/>
+            <w:tcW w:type="dxa" w:w="1728"/>
           </w:tcPr>
           <w:p>
             <w:r>
-              <w:rPr>
-                <w:sz w:val="17"/>
-              </w:rPr>
-            </w:r>
-            <w:r>
-              <w:rPr>
-                <w:sz w:val="17"/>
-              </w:rPr>
               <w:t>Cadastro (register) seguido de login com credenciais válidas</w:t>
             </w:r>
           </w:p>
         </w:tc>
         <w:tc>
           <w:tcPr>
-            <w:tcW w:type="dxa" w:w="1949"/>
+            <w:tcW w:type="dxa" w:w="1728"/>
           </w:tcPr>
           <w:p>
             <w:r>
-              <w:rPr>
-                <w:sz w:val="17"/>
-              </w:rPr>
-            </w:r>
-            <w:r>
-              <w:rPr>
-                <w:sz w:val="17"/>
-              </w:rPr>
               <w:t>S1</w:t>
             </w:r>
           </w:p>
         </w:tc>
         <w:tc>
           <w:tcPr>
-            <w:tcW w:type="dxa" w:w="1949"/>
+            <w:tcW w:type="dxa" w:w="1728"/>
           </w:tcPr>
           <w:p>
             <w:r>
-              <w:rPr>
-                <w:sz w:val="17"/>
-              </w:rPr>
-            </w:r>
-            <w:r>
-              <w:rPr>
-                <w:sz w:val="17"/>
-              </w:rPr>
               <w:t>Happy</w:t>
             </w:r>
           </w:p>
         </w:tc>
         <w:tc>
           <w:tcPr>
-            <w:tcW w:type="dxa" w:w="1949"/>
+            <w:tcW w:type="dxa" w:w="1728"/>
           </w:tcPr>
           <w:p>
             <w:r>
-              <w:rPr>
-                <w:sz w:val="17"/>
-              </w:rPr>
-            </w:r>
-            <w:r>
-              <w:rPr>
-                <w:sz w:val="17"/>
-              </w:rPr>
               <w:t>Aprovado</w:t>
             </w:r>
           </w:p>
@@ -2363,95 +1545,50 @@
       <w:tr>
         <w:tc>
           <w:tcPr>
-            <w:tcW w:type="dxa" w:w="1949"/>
-            <w:shd w:val="clear" w:fill="EDF1F7"/>
+            <w:tcW w:type="dxa" w:w="1728"/>
           </w:tcPr>
           <w:p>
             <w:r>
-              <w:rPr>
-                <w:sz w:val="17"/>
-              </w:rPr>
-            </w:r>
-            <w:r>
-              <w:rPr>
-                <w:sz w:val="17"/>
-              </w:rPr>
               <w:t>CT-02</w:t>
             </w:r>
           </w:p>
         </w:tc>
         <w:tc>
           <w:tcPr>
-            <w:tcW w:type="dxa" w:w="1949"/>
-            <w:shd w:val="clear" w:fill="EDF1F7"/>
+            <w:tcW w:type="dxa" w:w="1728"/>
           </w:tcPr>
           <w:p>
             <w:r>
-              <w:rPr>
-                <w:sz w:val="17"/>
-              </w:rPr>
-            </w:r>
-            <w:r>
-              <w:rPr>
-                <w:sz w:val="17"/>
-              </w:rPr>
               <w:t>Login/credenciais inválidas retornam HTTP 401</w:t>
             </w:r>
           </w:p>
         </w:tc>
         <w:tc>
           <w:tcPr>
-            <w:tcW w:type="dxa" w:w="1949"/>
-            <w:shd w:val="clear" w:fill="EDF1F7"/>
+            <w:tcW w:type="dxa" w:w="1728"/>
           </w:tcPr>
           <w:p>
             <w:r>
-              <w:rPr>
-                <w:sz w:val="17"/>
-              </w:rPr>
-            </w:r>
-            <w:r>
-              <w:rPr>
-                <w:sz w:val="17"/>
-              </w:rPr>
               <w:t>S1</w:t>
             </w:r>
           </w:p>
         </w:tc>
         <w:tc>
           <w:tcPr>
-            <w:tcW w:type="dxa" w:w="1949"/>
-            <w:shd w:val="clear" w:fill="EDF1F7"/>
+            <w:tcW w:type="dxa" w:w="1728"/>
           </w:tcPr>
           <w:p>
             <w:r>
-              <w:rPr>
-                <w:sz w:val="17"/>
-              </w:rPr>
-            </w:r>
-            <w:r>
-              <w:rPr>
-                <w:sz w:val="17"/>
-              </w:rPr>
               <w:t>Sad</w:t>
             </w:r>
           </w:p>
         </w:tc>
         <w:tc>
           <w:tcPr>
-            <w:tcW w:type="dxa" w:w="1949"/>
-            <w:shd w:val="clear" w:fill="EDF1F7"/>
+            <w:tcW w:type="dxa" w:w="1728"/>
           </w:tcPr>
           <w:p>
             <w:r>
-              <w:rPr>
-                <w:sz w:val="17"/>
-              </w:rPr>
-            </w:r>
-            <w:r>
-              <w:rPr>
-                <w:sz w:val="17"/>
-              </w:rPr>
               <w:t>Aprovado</w:t>
             </w:r>
           </w:p>
@@ -2460,90 +1597,50 @@
       <w:tr>
         <w:tc>
           <w:tcPr>
-            <w:tcW w:type="dxa" w:w="1949"/>
+            <w:tcW w:type="dxa" w:w="1728"/>
           </w:tcPr>
           <w:p>
             <w:r>
-              <w:rPr>
-                <w:sz w:val="17"/>
-              </w:rPr>
-            </w:r>
-            <w:r>
-              <w:rPr>
-                <w:sz w:val="17"/>
-              </w:rPr>
               <w:t>CT-03</w:t>
             </w:r>
           </w:p>
         </w:tc>
         <w:tc>
           <w:tcPr>
-            <w:tcW w:type="dxa" w:w="1949"/>
+            <w:tcW w:type="dxa" w:w="1728"/>
           </w:tcPr>
           <w:p>
             <w:r>
-              <w:rPr>
-                <w:sz w:val="17"/>
-              </w:rPr>
-            </w:r>
-            <w:r>
-              <w:rPr>
-                <w:sz w:val="17"/>
-              </w:rPr>
               <w:t>Busca paralela nas 3 companhias (Smiles/Azul/Latam) concluída em &lt; 30 s</w:t>
             </w:r>
           </w:p>
         </w:tc>
         <w:tc>
           <w:tcPr>
-            <w:tcW w:type="dxa" w:w="1949"/>
+            <w:tcW w:type="dxa" w:w="1728"/>
           </w:tcPr>
           <w:p>
             <w:r>
-              <w:rPr>
-                <w:sz w:val="17"/>
-              </w:rPr>
-            </w:r>
-            <w:r>
-              <w:rPr>
-                <w:sz w:val="17"/>
-              </w:rPr>
               <w:t>S2/S3</w:t>
             </w:r>
           </w:p>
         </w:tc>
         <w:tc>
           <w:tcPr>
-            <w:tcW w:type="dxa" w:w="1949"/>
+            <w:tcW w:type="dxa" w:w="1728"/>
           </w:tcPr>
           <w:p>
             <w:r>
-              <w:rPr>
-                <w:sz w:val="17"/>
-              </w:rPr>
-            </w:r>
-            <w:r>
-              <w:rPr>
-                <w:sz w:val="17"/>
-              </w:rPr>
               <w:t>Happy</w:t>
             </w:r>
           </w:p>
         </w:tc>
         <w:tc>
           <w:tcPr>
-            <w:tcW w:type="dxa" w:w="1949"/>
+            <w:tcW w:type="dxa" w:w="1728"/>
           </w:tcPr>
           <w:p>
             <w:r>
-              <w:rPr>
-                <w:sz w:val="17"/>
-              </w:rPr>
-            </w:r>
-            <w:r>
-              <w:rPr>
-                <w:sz w:val="17"/>
-              </w:rPr>
               <w:t>Aprovado</w:t>
             </w:r>
           </w:p>
@@ -2552,95 +1649,50 @@
       <w:tr>
         <w:tc>
           <w:tcPr>
-            <w:tcW w:type="dxa" w:w="1949"/>
-            <w:shd w:val="clear" w:fill="EDF1F7"/>
+            <w:tcW w:type="dxa" w:w="1728"/>
           </w:tcPr>
           <w:p>
             <w:r>
-              <w:rPr>
-                <w:sz w:val="17"/>
-              </w:rPr>
-            </w:r>
-            <w:r>
-              <w:rPr>
-                <w:sz w:val="17"/>
-              </w:rPr>
               <w:t>CT-04</w:t>
             </w:r>
           </w:p>
         </w:tc>
         <w:tc>
           <w:tcPr>
-            <w:tcW w:type="dxa" w:w="1949"/>
-            <w:shd w:val="clear" w:fill="EDF1F7"/>
+            <w:tcW w:type="dxa" w:w="1728"/>
           </w:tcPr>
           <w:p>
             <w:r>
-              <w:rPr>
-                <w:sz w:val="17"/>
-              </w:rPr>
-            </w:r>
-            <w:r>
-              <w:rPr>
-                <w:sz w:val="17"/>
-              </w:rPr>
               <w:t>Histórico de buscas paginado (MF-38)</w:t>
             </w:r>
           </w:p>
         </w:tc>
         <w:tc>
           <w:tcPr>
-            <w:tcW w:type="dxa" w:w="1949"/>
-            <w:shd w:val="clear" w:fill="EDF1F7"/>
+            <w:tcW w:type="dxa" w:w="1728"/>
           </w:tcPr>
           <w:p>
             <w:r>
-              <w:rPr>
-                <w:sz w:val="17"/>
-              </w:rPr>
-            </w:r>
-            <w:r>
-              <w:rPr>
-                <w:sz w:val="17"/>
-              </w:rPr>
               <w:t>S3</w:t>
             </w:r>
           </w:p>
         </w:tc>
         <w:tc>
           <w:tcPr>
-            <w:tcW w:type="dxa" w:w="1949"/>
-            <w:shd w:val="clear" w:fill="EDF1F7"/>
+            <w:tcW w:type="dxa" w:w="1728"/>
           </w:tcPr>
           <w:p>
             <w:r>
-              <w:rPr>
-                <w:sz w:val="17"/>
-              </w:rPr>
-            </w:r>
-            <w:r>
-              <w:rPr>
-                <w:sz w:val="17"/>
-              </w:rPr>
               <w:t>Happy</w:t>
             </w:r>
           </w:p>
         </w:tc>
         <w:tc>
           <w:tcPr>
-            <w:tcW w:type="dxa" w:w="1949"/>
-            <w:shd w:val="clear" w:fill="EDF1F7"/>
+            <w:tcW w:type="dxa" w:w="1728"/>
           </w:tcPr>
           <w:p>
             <w:r>
-              <w:rPr>
-                <w:sz w:val="17"/>
-              </w:rPr>
-            </w:r>
-            <w:r>
-              <w:rPr>
-                <w:sz w:val="17"/>
-              </w:rPr>
               <w:t>Aprovado</w:t>
             </w:r>
           </w:p>
@@ -2649,90 +1701,50 @@
       <w:tr>
         <w:tc>
           <w:tcPr>
-            <w:tcW w:type="dxa" w:w="1949"/>
+            <w:tcW w:type="dxa" w:w="1728"/>
           </w:tcPr>
           <w:p>
             <w:r>
-              <w:rPr>
-                <w:sz w:val="17"/>
-              </w:rPr>
-            </w:r>
-            <w:r>
-              <w:rPr>
-                <w:sz w:val="17"/>
-              </w:rPr>
               <w:t>CT-05</w:t>
             </w:r>
           </w:p>
         </w:tc>
         <w:tc>
           <w:tcPr>
-            <w:tcW w:type="dxa" w:w="1949"/>
+            <w:tcW w:type="dxa" w:w="1728"/>
           </w:tcPr>
           <w:p>
             <w:r>
-              <w:rPr>
-                <w:sz w:val="17"/>
-              </w:rPr>
-            </w:r>
-            <w:r>
-              <w:rPr>
-                <w:sz w:val="17"/>
-              </w:rPr>
               <w:t>Refresh token com rotação</w:t>
             </w:r>
           </w:p>
         </w:tc>
         <w:tc>
           <w:tcPr>
-            <w:tcW w:type="dxa" w:w="1949"/>
+            <w:tcW w:type="dxa" w:w="1728"/>
           </w:tcPr>
           <w:p>
             <w:r>
-              <w:rPr>
-                <w:sz w:val="17"/>
-              </w:rPr>
-            </w:r>
-            <w:r>
-              <w:rPr>
-                <w:sz w:val="17"/>
-              </w:rPr>
               <w:t>S5</w:t>
             </w:r>
           </w:p>
         </w:tc>
         <w:tc>
           <w:tcPr>
-            <w:tcW w:type="dxa" w:w="1949"/>
+            <w:tcW w:type="dxa" w:w="1728"/>
           </w:tcPr>
           <w:p>
             <w:r>
-              <w:rPr>
-                <w:sz w:val="17"/>
-              </w:rPr>
-            </w:r>
-            <w:r>
-              <w:rPr>
-                <w:sz w:val="17"/>
-              </w:rPr>
               <w:t>Happy</w:t>
             </w:r>
           </w:p>
         </w:tc>
         <w:tc>
           <w:tcPr>
-            <w:tcW w:type="dxa" w:w="1949"/>
+            <w:tcW w:type="dxa" w:w="1728"/>
           </w:tcPr>
           <w:p>
             <w:r>
-              <w:rPr>
-                <w:sz w:val="17"/>
-              </w:rPr>
-            </w:r>
-            <w:r>
-              <w:rPr>
-                <w:sz w:val="17"/>
-              </w:rPr>
               <w:t>Aprovado</w:t>
             </w:r>
           </w:p>
@@ -2741,95 +1753,50 @@
       <w:tr>
         <w:tc>
           <w:tcPr>
-            <w:tcW w:type="dxa" w:w="1949"/>
-            <w:shd w:val="clear" w:fill="EDF1F7"/>
+            <w:tcW w:type="dxa" w:w="1728"/>
           </w:tcPr>
           <w:p>
             <w:r>
-              <w:rPr>
-                <w:sz w:val="17"/>
-              </w:rPr>
-            </w:r>
-            <w:r>
-              <w:rPr>
-                <w:sz w:val="17"/>
-              </w:rPr>
               <w:t>CT-06</w:t>
             </w:r>
           </w:p>
         </w:tc>
         <w:tc>
           <w:tcPr>
-            <w:tcW w:type="dxa" w:w="1949"/>
-            <w:shd w:val="clear" w:fill="EDF1F7"/>
+            <w:tcW w:type="dxa" w:w="1728"/>
           </w:tcPr>
           <w:p>
             <w:r>
-              <w:rPr>
-                <w:sz w:val="17"/>
-              </w:rPr>
-            </w:r>
-            <w:r>
-              <w:rPr>
-                <w:sz w:val="17"/>
-              </w:rPr>
               <w:t>Logout invalida token via blacklist Redis → 401 em reuso</w:t>
             </w:r>
           </w:p>
         </w:tc>
         <w:tc>
           <w:tcPr>
-            <w:tcW w:type="dxa" w:w="1949"/>
-            <w:shd w:val="clear" w:fill="EDF1F7"/>
+            <w:tcW w:type="dxa" w:w="1728"/>
           </w:tcPr>
           <w:p>
             <w:r>
-              <w:rPr>
-                <w:sz w:val="17"/>
-              </w:rPr>
-            </w:r>
-            <w:r>
-              <w:rPr>
-                <w:sz w:val="17"/>
-              </w:rPr>
               <w:t>S8</w:t>
             </w:r>
           </w:p>
         </w:tc>
         <w:tc>
           <w:tcPr>
-            <w:tcW w:type="dxa" w:w="1949"/>
-            <w:shd w:val="clear" w:fill="EDF1F7"/>
+            <w:tcW w:type="dxa" w:w="1728"/>
           </w:tcPr>
           <w:p>
             <w:r>
-              <w:rPr>
-                <w:sz w:val="17"/>
-              </w:rPr>
-            </w:r>
-            <w:r>
-              <w:rPr>
-                <w:sz w:val="17"/>
-              </w:rPr>
               <w:t>Happy</w:t>
             </w:r>
           </w:p>
         </w:tc>
         <w:tc>
           <w:tcPr>
-            <w:tcW w:type="dxa" w:w="1949"/>
-            <w:shd w:val="clear" w:fill="EDF1F7"/>
+            <w:tcW w:type="dxa" w:w="1728"/>
           </w:tcPr>
           <w:p>
             <w:r>
-              <w:rPr>
-                <w:sz w:val="17"/>
-              </w:rPr>
-            </w:r>
-            <w:r>
-              <w:rPr>
-                <w:sz w:val="17"/>
-              </w:rPr>
               <w:t>Aprovado</w:t>
             </w:r>
           </w:p>
@@ -2838,90 +1805,50 @@
       <w:tr>
         <w:tc>
           <w:tcPr>
-            <w:tcW w:type="dxa" w:w="1949"/>
+            <w:tcW w:type="dxa" w:w="1728"/>
           </w:tcPr>
           <w:p>
             <w:r>
-              <w:rPr>
-                <w:sz w:val="17"/>
-              </w:rPr>
-            </w:r>
-            <w:r>
-              <w:rPr>
-                <w:sz w:val="17"/>
-              </w:rPr>
               <w:t>CT-07</w:t>
             </w:r>
           </w:p>
         </w:tc>
         <w:tc>
           <w:tcPr>
-            <w:tcW w:type="dxa" w:w="1949"/>
+            <w:tcW w:type="dxa" w:w="1728"/>
           </w:tcPr>
           <w:p>
             <w:r>
-              <w:rPr>
-                <w:sz w:val="17"/>
-              </w:rPr>
-            </w:r>
-            <w:r>
-              <w:rPr>
-                <w:sz w:val="17"/>
-              </w:rPr>
               <w:t>Alerta WhatsApp enviado sem duplicata</w:t>
             </w:r>
           </w:p>
         </w:tc>
         <w:tc>
           <w:tcPr>
-            <w:tcW w:type="dxa" w:w="1949"/>
+            <w:tcW w:type="dxa" w:w="1728"/>
           </w:tcPr>
           <w:p>
             <w:r>
-              <w:rPr>
-                <w:sz w:val="17"/>
-              </w:rPr>
-            </w:r>
-            <w:r>
-              <w:rPr>
-                <w:sz w:val="17"/>
-              </w:rPr>
               <w:t>S7</w:t>
             </w:r>
           </w:p>
         </w:tc>
         <w:tc>
           <w:tcPr>
-            <w:tcW w:type="dxa" w:w="1949"/>
+            <w:tcW w:type="dxa" w:w="1728"/>
           </w:tcPr>
           <w:p>
             <w:r>
-              <w:rPr>
-                <w:sz w:val="17"/>
-              </w:rPr>
-            </w:r>
-            <w:r>
-              <w:rPr>
-                <w:sz w:val="17"/>
-              </w:rPr>
               <w:t>Happy</w:t>
             </w:r>
           </w:p>
         </w:tc>
         <w:tc>
           <w:tcPr>
-            <w:tcW w:type="dxa" w:w="1949"/>
+            <w:tcW w:type="dxa" w:w="1728"/>
           </w:tcPr>
           <w:p>
             <w:r>
-              <w:rPr>
-                <w:sz w:val="17"/>
-              </w:rPr>
-            </w:r>
-            <w:r>
-              <w:rPr>
-                <w:sz w:val="17"/>
-              </w:rPr>
               <w:t>Aprovado</w:t>
             </w:r>
           </w:p>
@@ -2930,95 +1857,50 @@
       <w:tr>
         <w:tc>
           <w:tcPr>
-            <w:tcW w:type="dxa" w:w="1949"/>
-            <w:shd w:val="clear" w:fill="EDF1F7"/>
+            <w:tcW w:type="dxa" w:w="1728"/>
           </w:tcPr>
           <w:p>
             <w:r>
-              <w:rPr>
-                <w:sz w:val="17"/>
-              </w:rPr>
-            </w:r>
-            <w:r>
-              <w:rPr>
-                <w:sz w:val="17"/>
-              </w:rPr>
               <w:t>CT-08</w:t>
             </w:r>
           </w:p>
         </w:tc>
         <w:tc>
           <w:tcPr>
-            <w:tcW w:type="dxa" w:w="1949"/>
-            <w:shd w:val="clear" w:fill="EDF1F7"/>
+            <w:tcW w:type="dxa" w:w="1728"/>
           </w:tcPr>
           <w:p>
             <w:r>
-              <w:rPr>
-                <w:sz w:val="17"/>
-              </w:rPr>
-            </w:r>
-            <w:r>
-              <w:rPr>
-                <w:sz w:val="17"/>
-              </w:rPr>
               <w:t>Regressão do LatamParser após redesign de companhia (MF-59)</w:t>
             </w:r>
           </w:p>
         </w:tc>
         <w:tc>
           <w:tcPr>
-            <w:tcW w:type="dxa" w:w="1949"/>
-            <w:shd w:val="clear" w:fill="EDF1F7"/>
+            <w:tcW w:type="dxa" w:w="1728"/>
           </w:tcPr>
           <w:p>
             <w:r>
-              <w:rPr>
-                <w:sz w:val="17"/>
-              </w:rPr>
-            </w:r>
-            <w:r>
-              <w:rPr>
-                <w:sz w:val="17"/>
-              </w:rPr>
               <w:t>S8</w:t>
             </w:r>
           </w:p>
         </w:tc>
         <w:tc>
           <w:tcPr>
-            <w:tcW w:type="dxa" w:w="1949"/>
-            <w:shd w:val="clear" w:fill="EDF1F7"/>
+            <w:tcW w:type="dxa" w:w="1728"/>
           </w:tcPr>
           <w:p>
             <w:r>
-              <w:rPr>
-                <w:sz w:val="17"/>
-              </w:rPr>
-            </w:r>
-            <w:r>
-              <w:rPr>
-                <w:sz w:val="17"/>
-              </w:rPr>
               <w:t>Regressão</w:t>
             </w:r>
           </w:p>
         </w:tc>
         <w:tc>
           <w:tcPr>
-            <w:tcW w:type="dxa" w:w="1949"/>
-            <w:shd w:val="clear" w:fill="EDF1F7"/>
+            <w:tcW w:type="dxa" w:w="1728"/>
           </w:tcPr>
           <w:p>
             <w:r>
-              <w:rPr>
-                <w:sz w:val="17"/>
-              </w:rPr>
-            </w:r>
-            <w:r>
-              <w:rPr>
-                <w:sz w:val="17"/>
-              </w:rPr>
               <w:t>Aprovado</w:t>
             </w:r>
           </w:p>
@@ -3027,90 +1909,50 @@
       <w:tr>
         <w:tc>
           <w:tcPr>
-            <w:tcW w:type="dxa" w:w="1949"/>
+            <w:tcW w:type="dxa" w:w="1728"/>
           </w:tcPr>
           <w:p>
             <w:r>
-              <w:rPr>
-                <w:sz w:val="17"/>
-              </w:rPr>
-            </w:r>
-            <w:r>
-              <w:rPr>
-                <w:sz w:val="17"/>
-              </w:rPr>
               <w:t>CT-09</w:t>
             </w:r>
           </w:p>
         </w:tc>
         <w:tc>
           <w:tcPr>
-            <w:tcW w:type="dxa" w:w="1949"/>
+            <w:tcW w:type="dxa" w:w="1728"/>
           </w:tcPr>
           <w:p>
             <w:r>
-              <w:rPr>
-                <w:sz w:val="17"/>
-              </w:rPr>
-            </w:r>
-            <w:r>
-              <w:rPr>
-                <w:sz w:val="17"/>
-              </w:rPr>
               <w:t>Smiles — milhas com 6 dígitos (MF-58)</w:t>
             </w:r>
           </w:p>
         </w:tc>
         <w:tc>
           <w:tcPr>
-            <w:tcW w:type="dxa" w:w="1949"/>
+            <w:tcW w:type="dxa" w:w="1728"/>
           </w:tcPr>
           <w:p>
             <w:r>
-              <w:rPr>
-                <w:sz w:val="17"/>
-              </w:rPr>
-            </w:r>
-            <w:r>
-              <w:rPr>
-                <w:sz w:val="17"/>
-              </w:rPr>
               <w:t>S8</w:t>
             </w:r>
           </w:p>
         </w:tc>
         <w:tc>
           <w:tcPr>
-            <w:tcW w:type="dxa" w:w="1949"/>
+            <w:tcW w:type="dxa" w:w="1728"/>
           </w:tcPr>
           <w:p>
             <w:r>
-              <w:rPr>
-                <w:sz w:val="17"/>
-              </w:rPr>
-            </w:r>
-            <w:r>
-              <w:rPr>
-                <w:sz w:val="17"/>
-              </w:rPr>
               <w:t>Happy</w:t>
             </w:r>
           </w:p>
         </w:tc>
         <w:tc>
           <w:tcPr>
-            <w:tcW w:type="dxa" w:w="1949"/>
+            <w:tcW w:type="dxa" w:w="1728"/>
           </w:tcPr>
           <w:p>
             <w:r>
-              <w:rPr>
-                <w:sz w:val="17"/>
-              </w:rPr>
-            </w:r>
-            <w:r>
-              <w:rPr>
-                <w:sz w:val="17"/>
-              </w:rPr>
               <w:t>Aprovado</w:t>
             </w:r>
           </w:p>
@@ -3119,95 +1961,50 @@
       <w:tr>
         <w:tc>
           <w:tcPr>
-            <w:tcW w:type="dxa" w:w="1949"/>
-            <w:shd w:val="clear" w:fill="EDF1F7"/>
+            <w:tcW w:type="dxa" w:w="1728"/>
           </w:tcPr>
           <w:p>
             <w:r>
-              <w:rPr>
-                <w:sz w:val="17"/>
-              </w:rPr>
-            </w:r>
-            <w:r>
-              <w:rPr>
-                <w:sz w:val="17"/>
-              </w:rPr>
               <w:t>CT-10</w:t>
             </w:r>
           </w:p>
         </w:tc>
         <w:tc>
           <w:tcPr>
-            <w:tcW w:type="dxa" w:w="1949"/>
-            <w:shd w:val="clear" w:fill="EDF1F7"/>
+            <w:tcW w:type="dxa" w:w="1728"/>
           </w:tcPr>
           <w:p>
             <w:r>
-              <w:rPr>
-                <w:sz w:val="17"/>
-              </w:rPr>
-            </w:r>
-            <w:r>
-              <w:rPr>
-                <w:sz w:val="17"/>
-              </w:rPr>
               <w:t>Gate de cobertura ≥ 80% no CI</w:t>
             </w:r>
           </w:p>
         </w:tc>
         <w:tc>
           <w:tcPr>
-            <w:tcW w:type="dxa" w:w="1949"/>
-            <w:shd w:val="clear" w:fill="EDF1F7"/>
+            <w:tcW w:type="dxa" w:w="1728"/>
           </w:tcPr>
           <w:p>
             <w:r>
-              <w:rPr>
-                <w:sz w:val="17"/>
-              </w:rPr>
-            </w:r>
-            <w:r>
-              <w:rPr>
-                <w:sz w:val="17"/>
-              </w:rPr>
               <w:t>S6+</w:t>
             </w:r>
           </w:p>
         </w:tc>
         <w:tc>
           <w:tcPr>
-            <w:tcW w:type="dxa" w:w="1949"/>
-            <w:shd w:val="clear" w:fill="EDF1F7"/>
+            <w:tcW w:type="dxa" w:w="1728"/>
           </w:tcPr>
           <w:p>
             <w:r>
-              <w:rPr>
-                <w:sz w:val="17"/>
-              </w:rPr>
-            </w:r>
-            <w:r>
-              <w:rPr>
-                <w:sz w:val="17"/>
-              </w:rPr>
               <w:t>CI/CD</w:t>
             </w:r>
           </w:p>
         </w:tc>
         <w:tc>
           <w:tcPr>
-            <w:tcW w:type="dxa" w:w="1949"/>
-            <w:shd w:val="clear" w:fill="EDF1F7"/>
+            <w:tcW w:type="dxa" w:w="1728"/>
           </w:tcPr>
           <w:p>
             <w:r>
-              <w:rPr>
-                <w:sz w:val="17"/>
-              </w:rPr>
-            </w:r>
-            <w:r>
-              <w:rPr>
-                <w:sz w:val="17"/>
-              </w:rPr>
               <w:t>Aprovado</w:t>
             </w:r>
           </w:p>
@@ -3216,90 +2013,50 @@
       <w:tr>
         <w:tc>
           <w:tcPr>
-            <w:tcW w:type="dxa" w:w="1949"/>
+            <w:tcW w:type="dxa" w:w="1728"/>
           </w:tcPr>
           <w:p>
             <w:r>
-              <w:rPr>
-                <w:sz w:val="17"/>
-              </w:rPr>
-            </w:r>
-            <w:r>
-              <w:rPr>
-                <w:sz w:val="17"/>
-              </w:rPr>
               <w:t>CT-11</w:t>
             </w:r>
           </w:p>
         </w:tc>
         <w:tc>
           <w:tcPr>
-            <w:tcW w:type="dxa" w:w="1949"/>
+            <w:tcW w:type="dxa" w:w="1728"/>
           </w:tcPr>
           <w:p>
             <w:r>
-              <w:rPr>
-                <w:sz w:val="17"/>
-              </w:rPr>
-            </w:r>
-            <w:r>
-              <w:rPr>
-                <w:sz w:val="17"/>
-              </w:rPr>
               <w:t>Filtros avançados maxMiles + cabinType</w:t>
             </w:r>
           </w:p>
         </w:tc>
         <w:tc>
           <w:tcPr>
-            <w:tcW w:type="dxa" w:w="1949"/>
+            <w:tcW w:type="dxa" w:w="1728"/>
           </w:tcPr>
           <w:p>
             <w:r>
-              <w:rPr>
-                <w:sz w:val="17"/>
-              </w:rPr>
-            </w:r>
-            <w:r>
-              <w:rPr>
-                <w:sz w:val="17"/>
-              </w:rPr>
               <w:t>S9</w:t>
             </w:r>
           </w:p>
         </w:tc>
         <w:tc>
           <w:tcPr>
-            <w:tcW w:type="dxa" w:w="1949"/>
+            <w:tcW w:type="dxa" w:w="1728"/>
           </w:tcPr>
           <w:p>
             <w:r>
-              <w:rPr>
-                <w:sz w:val="17"/>
-              </w:rPr>
-            </w:r>
-            <w:r>
-              <w:rPr>
-                <w:sz w:val="17"/>
-              </w:rPr>
               <w:t>Happy</w:t>
             </w:r>
           </w:p>
         </w:tc>
         <w:tc>
           <w:tcPr>
-            <w:tcW w:type="dxa" w:w="1949"/>
+            <w:tcW w:type="dxa" w:w="1728"/>
           </w:tcPr>
           <w:p>
             <w:r>
-              <w:rPr>
-                <w:sz w:val="17"/>
-              </w:rPr>
-            </w:r>
-            <w:r>
-              <w:rPr>
-                <w:sz w:val="17"/>
-              </w:rPr>
               <w:t>Aprovado</w:t>
             </w:r>
           </w:p>
@@ -3308,101 +2065,57 @@
       <w:tr>
         <w:tc>
           <w:tcPr>
-            <w:tcW w:type="dxa" w:w="1949"/>
-            <w:shd w:val="clear" w:fill="EDF1F7"/>
+            <w:tcW w:type="dxa" w:w="1728"/>
           </w:tcPr>
           <w:p>
             <w:r>
-              <w:rPr>
-                <w:sz w:val="17"/>
-              </w:rPr>
-            </w:r>
-            <w:r>
-              <w:rPr>
-                <w:sz w:val="17"/>
-              </w:rPr>
               <w:t>CT-12</w:t>
             </w:r>
           </w:p>
         </w:tc>
         <w:tc>
           <w:tcPr>
-            <w:tcW w:type="dxa" w:w="1949"/>
-            <w:shd w:val="clear" w:fill="EDF1F7"/>
+            <w:tcW w:type="dxa" w:w="1728"/>
           </w:tcPr>
           <w:p>
             <w:r>
-              <w:rPr>
-                <w:sz w:val="17"/>
-              </w:rPr>
-            </w:r>
-            <w:r>
-              <w:rPr>
-                <w:sz w:val="17"/>
-              </w:rPr>
               <w:t>Busca de aeroporto por ILIKE (MF-64)</w:t>
             </w:r>
           </w:p>
         </w:tc>
         <w:tc>
           <w:tcPr>
-            <w:tcW w:type="dxa" w:w="1949"/>
-            <w:shd w:val="clear" w:fill="EDF1F7"/>
+            <w:tcW w:type="dxa" w:w="1728"/>
           </w:tcPr>
           <w:p>
             <w:r>
-              <w:rPr>
-                <w:sz w:val="17"/>
-              </w:rPr>
-            </w:r>
-            <w:r>
-              <w:rPr>
-                <w:sz w:val="17"/>
-              </w:rPr>
               <w:t>S9</w:t>
             </w:r>
           </w:p>
         </w:tc>
         <w:tc>
           <w:tcPr>
-            <w:tcW w:type="dxa" w:w="1949"/>
-            <w:shd w:val="clear" w:fill="EDF1F7"/>
+            <w:tcW w:type="dxa" w:w="1728"/>
           </w:tcPr>
           <w:p>
             <w:r>
-              <w:rPr>
-                <w:sz w:val="17"/>
-              </w:rPr>
-            </w:r>
-            <w:r>
-              <w:rPr>
-                <w:sz w:val="17"/>
-              </w:rPr>
               <w:t>Sad</w:t>
             </w:r>
           </w:p>
         </w:tc>
         <w:tc>
           <w:tcPr>
-            <w:tcW w:type="dxa" w:w="1949"/>
-            <w:shd w:val="clear" w:fill="EDF1F7"/>
+            <w:tcW w:type="dxa" w:w="1728"/>
           </w:tcPr>
           <w:p>
             <w:r>
-              <w:rPr>
-                <w:sz w:val="17"/>
-              </w:rPr>
-            </w:r>
-            <w:r>
-              <w:rPr>
-                <w:sz w:val="17"/>
-              </w:rPr>
               <w:t>Aprovado</w:t>
             </w:r>
           </w:p>
         </w:tc>
       </w:tr>
     </w:tbl>
+    <w:p/>
     <w:p>
       <w:r>
         <w:t xml:space="preserve">CT-11 é sustentado pelos testes de </w:t>
@@ -3410,8 +2123,6 @@
       <w:r>
         <w:rPr>
           <w:rFonts w:ascii="Consolas" w:hAnsi="Consolas"/>
-          <w:color w:val="444444"/>
-          <w:sz w:val="18"/>
         </w:rPr>
         <w:t>FilteredSearchService</w:t>
       </w:r>
@@ -3421,8 +2132,6 @@
       <w:r>
         <w:rPr>
           <w:rFonts w:ascii="Consolas" w:hAnsi="Consolas"/>
-          <w:color w:val="444444"/>
-          <w:sz w:val="18"/>
         </w:rPr>
         <w:t>AirportRepository</w:t>
       </w:r>
@@ -3432,8 +2141,6 @@
       <w:r>
         <w:rPr>
           <w:rFonts w:ascii="Consolas" w:hAnsi="Consolas"/>
-          <w:color w:val="444444"/>
-          <w:sz w:val="18"/>
         </w:rPr>
         <w:t>q=gru</w:t>
       </w:r>
@@ -3443,8 +2150,6 @@
       <w:r>
         <w:rPr>
           <w:rFonts w:ascii="Consolas" w:hAnsi="Consolas"/>
-          <w:color w:val="444444"/>
-          <w:sz w:val="18"/>
         </w:rPr>
         <w:t>develop</w:t>
       </w:r>
@@ -3454,8 +2159,6 @@
       <w:r>
         <w:rPr>
           <w:rFonts w:ascii="Consolas" w:hAnsi="Consolas"/>
-          <w:color w:val="444444"/>
-          <w:sz w:val="18"/>
         </w:rPr>
         <w:t>main</w:t>
       </w:r>
@@ -3483,16 +2186,9 @@
     </w:p>
     <w:p>
       <w:pPr>
-        <w:pBdr>
-          <w:bottom w:val="single" w:sz="6" w:space="3" w:color="1F3B73"/>
-        </w:pBdr>
+        <w:pStyle w:val="Heading2"/>
       </w:pPr>
       <w:r>
-        <w:rPr>
-          <w:b/>
-          <w:color w:val="1F3B73"/>
-          <w:sz w:val="27"/>
-        </w:rPr>
         <w:t>6. Gestão de defeitos</w:t>
       </w:r>
     </w:p>
@@ -3500,28 +2196,23 @@
       <w:tblPr>
         <w:tblStyle w:val="TableGrid"/>
         <w:tblW w:type="auto" w:w="0"/>
-        <w:jc w:val="center"/>
         <w:tblLook w:firstColumn="1" w:firstRow="1" w:lastColumn="0" w:lastRow="0" w:noHBand="0" w:noVBand="1" w:val="04A0"/>
       </w:tblPr>
       <w:tblGrid>
-        <w:gridCol w:w="2436"/>
-        <w:gridCol w:w="2436"/>
-        <w:gridCol w:w="2436"/>
-        <w:gridCol w:w="2436"/>
+        <w:gridCol w:w="2160"/>
+        <w:gridCol w:w="2160"/>
+        <w:gridCol w:w="2160"/>
+        <w:gridCol w:w="2160"/>
       </w:tblGrid>
       <w:tr>
         <w:tc>
           <w:tcPr>
-            <w:tcW w:type="dxa" w:w="2436"/>
-            <w:shd w:val="clear" w:fill="1F3B73"/>
+            <w:tcW w:type="dxa" w:w="2160"/>
           </w:tcPr>
           <w:p>
-            <w:r/>
             <w:r>
               <w:rPr>
                 <w:b/>
-                <w:color w:val="FFFFFF"/>
-                <w:sz w:val="18"/>
               </w:rPr>
               <w:t>Severidade</w:t>
             </w:r>
@@ -3529,16 +2220,12 @@
         </w:tc>
         <w:tc>
           <w:tcPr>
-            <w:tcW w:type="dxa" w:w="2436"/>
-            <w:shd w:val="clear" w:fill="1F3B73"/>
+            <w:tcW w:type="dxa" w:w="2160"/>
           </w:tcPr>
           <w:p>
-            <w:r/>
             <w:r>
               <w:rPr>
                 <w:b/>
-                <w:color w:val="FFFFFF"/>
-                <w:sz w:val="18"/>
               </w:rPr>
               <w:t>Definição</w:t>
             </w:r>
@@ -3546,16 +2233,12 @@
         </w:tc>
         <w:tc>
           <w:tcPr>
-            <w:tcW w:type="dxa" w:w="2436"/>
-            <w:shd w:val="clear" w:fill="1F3B73"/>
+            <w:tcW w:type="dxa" w:w="2160"/>
           </w:tcPr>
           <w:p>
-            <w:r/>
             <w:r>
               <w:rPr>
                 <w:b/>
-                <w:color w:val="FFFFFF"/>
-                <w:sz w:val="18"/>
               </w:rPr>
               <w:t>Tratamento</w:t>
             </w:r>
@@ -3563,16 +2246,12 @@
         </w:tc>
         <w:tc>
           <w:tcPr>
-            <w:tcW w:type="dxa" w:w="2436"/>
-            <w:shd w:val="clear" w:fill="1F3B73"/>
+            <w:tcW w:type="dxa" w:w="2160"/>
           </w:tcPr>
           <w:p>
-            <w:r/>
             <w:r>
               <w:rPr>
                 <w:b/>
-                <w:color w:val="FFFFFF"/>
-                <w:sz w:val="18"/>
               </w:rPr>
               <w:t>Impacto no aceite</w:t>
             </w:r>
@@ -3582,72 +2261,40 @@
       <w:tr>
         <w:tc>
           <w:tcPr>
-            <w:tcW w:type="dxa" w:w="2436"/>
+            <w:tcW w:type="dxa" w:w="2160"/>
           </w:tcPr>
           <w:p>
             <w:r>
-              <w:rPr>
-                <w:sz w:val="17"/>
-              </w:rPr>
-            </w:r>
-            <w:r>
-              <w:rPr>
-                <w:sz w:val="17"/>
-              </w:rPr>
               <w:t>Crítico</w:t>
             </w:r>
           </w:p>
         </w:tc>
         <w:tc>
           <w:tcPr>
-            <w:tcW w:type="dxa" w:w="2436"/>
+            <w:tcW w:type="dxa" w:w="2160"/>
           </w:tcPr>
           <w:p>
             <w:r>
-              <w:rPr>
-                <w:sz w:val="17"/>
-              </w:rPr>
-            </w:r>
-            <w:r>
-              <w:rPr>
-                <w:sz w:val="17"/>
-              </w:rPr>
               <w:t>Funcionalidade principal inoperante; perda de dados</w:t>
             </w:r>
           </w:p>
         </w:tc>
         <w:tc>
           <w:tcPr>
-            <w:tcW w:type="dxa" w:w="2436"/>
+            <w:tcW w:type="dxa" w:w="2160"/>
           </w:tcPr>
           <w:p>
             <w:r>
-              <w:rPr>
-                <w:sz w:val="17"/>
-              </w:rPr>
-            </w:r>
-            <w:r>
-              <w:rPr>
-                <w:sz w:val="17"/>
-              </w:rPr>
               <w:t>Correção imediata; bloqueia merge</w:t>
             </w:r>
           </w:p>
         </w:tc>
         <w:tc>
           <w:tcPr>
-            <w:tcW w:type="dxa" w:w="2436"/>
+            <w:tcW w:type="dxa" w:w="2160"/>
           </w:tcPr>
           <w:p>
             <w:r>
-              <w:rPr>
-                <w:sz w:val="17"/>
-              </w:rPr>
-            </w:r>
-            <w:r>
-              <w:rPr>
-                <w:sz w:val="17"/>
-              </w:rPr>
               <w:t>Bloqueia fechamento do sprint</w:t>
             </w:r>
           </w:p>
@@ -3656,76 +2303,40 @@
       <w:tr>
         <w:tc>
           <w:tcPr>
-            <w:tcW w:type="dxa" w:w="2436"/>
-            <w:shd w:val="clear" w:fill="EDF1F7"/>
+            <w:tcW w:type="dxa" w:w="2160"/>
           </w:tcPr>
           <w:p>
             <w:r>
-              <w:rPr>
-                <w:sz w:val="17"/>
-              </w:rPr>
-            </w:r>
-            <w:r>
-              <w:rPr>
-                <w:sz w:val="17"/>
-              </w:rPr>
               <w:t>Alto</w:t>
             </w:r>
           </w:p>
         </w:tc>
         <w:tc>
           <w:tcPr>
-            <w:tcW w:type="dxa" w:w="2436"/>
-            <w:shd w:val="clear" w:fill="EDF1F7"/>
+            <w:tcW w:type="dxa" w:w="2160"/>
           </w:tcPr>
           <w:p>
             <w:r>
-              <w:rPr>
-                <w:sz w:val="17"/>
-              </w:rPr>
-            </w:r>
-            <w:r>
-              <w:rPr>
-                <w:sz w:val="17"/>
-              </w:rPr>
               <w:t>Funcionalidade principal com comportamento incorreto, com workaround</w:t>
             </w:r>
           </w:p>
         </w:tc>
         <w:tc>
           <w:tcPr>
-            <w:tcW w:type="dxa" w:w="2436"/>
-            <w:shd w:val="clear" w:fill="EDF1F7"/>
+            <w:tcW w:type="dxa" w:w="2160"/>
           </w:tcPr>
           <w:p>
             <w:r>
-              <w:rPr>
-                <w:sz w:val="17"/>
-              </w:rPr>
-            </w:r>
-            <w:r>
-              <w:rPr>
-                <w:sz w:val="17"/>
-              </w:rPr>
               <w:t>Correção no sprint</w:t>
             </w:r>
           </w:p>
         </w:tc>
         <w:tc>
           <w:tcPr>
-            <w:tcW w:type="dxa" w:w="2436"/>
-            <w:shd w:val="clear" w:fill="EDF1F7"/>
+            <w:tcW w:type="dxa" w:w="2160"/>
           </w:tcPr>
           <w:p>
             <w:r>
-              <w:rPr>
-                <w:sz w:val="17"/>
-              </w:rPr>
-            </w:r>
-            <w:r>
-              <w:rPr>
-                <w:sz w:val="17"/>
-              </w:rPr>
               <w:t>Bloqueia se não resolvido</w:t>
             </w:r>
           </w:p>
@@ -3734,72 +2345,40 @@
       <w:tr>
         <w:tc>
           <w:tcPr>
-            <w:tcW w:type="dxa" w:w="2436"/>
+            <w:tcW w:type="dxa" w:w="2160"/>
           </w:tcPr>
           <w:p>
             <w:r>
-              <w:rPr>
-                <w:sz w:val="17"/>
-              </w:rPr>
-            </w:r>
-            <w:r>
-              <w:rPr>
-                <w:sz w:val="17"/>
-              </w:rPr>
               <w:t>Médio</w:t>
             </w:r>
           </w:p>
         </w:tc>
         <w:tc>
           <w:tcPr>
-            <w:tcW w:type="dxa" w:w="2436"/>
+            <w:tcW w:type="dxa" w:w="2160"/>
           </w:tcPr>
           <w:p>
             <w:r>
-              <w:rPr>
-                <w:sz w:val="17"/>
-              </w:rPr>
-            </w:r>
-            <w:r>
-              <w:rPr>
-                <w:sz w:val="17"/>
-              </w:rPr>
               <w:t>Funcionalidade secundária com comportamento incorreto</w:t>
             </w:r>
           </w:p>
         </w:tc>
         <w:tc>
           <w:tcPr>
-            <w:tcW w:type="dxa" w:w="2436"/>
+            <w:tcW w:type="dxa" w:w="2160"/>
           </w:tcPr>
           <w:p>
             <w:r>
-              <w:rPr>
-                <w:sz w:val="17"/>
-              </w:rPr>
-            </w:r>
-            <w:r>
-              <w:rPr>
-                <w:sz w:val="17"/>
-              </w:rPr>
               <w:t>Próximo sprint</w:t>
             </w:r>
           </w:p>
         </w:tc>
         <w:tc>
           <w:tcPr>
-            <w:tcW w:type="dxa" w:w="2436"/>
+            <w:tcW w:type="dxa" w:w="2160"/>
           </w:tcPr>
           <w:p>
             <w:r>
-              <w:rPr>
-                <w:sz w:val="17"/>
-              </w:rPr>
-            </w:r>
-            <w:r>
-              <w:rPr>
-                <w:sz w:val="17"/>
-              </w:rPr>
               <w:t>Não bloqueia; registrado no backlog</w:t>
             </w:r>
           </w:p>
@@ -3808,99 +2387,57 @@
       <w:tr>
         <w:tc>
           <w:tcPr>
-            <w:tcW w:type="dxa" w:w="2436"/>
-            <w:shd w:val="clear" w:fill="EDF1F7"/>
+            <w:tcW w:type="dxa" w:w="2160"/>
           </w:tcPr>
           <w:p>
             <w:r>
-              <w:rPr>
-                <w:sz w:val="17"/>
-              </w:rPr>
-            </w:r>
-            <w:r>
-              <w:rPr>
-                <w:sz w:val="17"/>
-              </w:rPr>
               <w:t>Baixo</w:t>
             </w:r>
           </w:p>
         </w:tc>
         <w:tc>
           <w:tcPr>
-            <w:tcW w:type="dxa" w:w="2436"/>
-            <w:shd w:val="clear" w:fill="EDF1F7"/>
+            <w:tcW w:type="dxa" w:w="2160"/>
           </w:tcPr>
           <w:p>
             <w:r>
-              <w:rPr>
-                <w:sz w:val="17"/>
-              </w:rPr>
-            </w:r>
-            <w:r>
-              <w:rPr>
-                <w:sz w:val="17"/>
-              </w:rPr>
               <w:t>Melhorias cosméticas, textos, formatação</w:t>
             </w:r>
           </w:p>
         </w:tc>
         <w:tc>
           <w:tcPr>
-            <w:tcW w:type="dxa" w:w="2436"/>
-            <w:shd w:val="clear" w:fill="EDF1F7"/>
+            <w:tcW w:type="dxa" w:w="2160"/>
           </w:tcPr>
           <w:p>
             <w:r>
-              <w:rPr>
-                <w:sz w:val="17"/>
-              </w:rPr>
-            </w:r>
-            <w:r>
-              <w:rPr>
-                <w:sz w:val="17"/>
-              </w:rPr>
               <w:t>A critério</w:t>
             </w:r>
           </w:p>
         </w:tc>
         <w:tc>
           <w:tcPr>
-            <w:tcW w:type="dxa" w:w="2436"/>
-            <w:shd w:val="clear" w:fill="EDF1F7"/>
+            <w:tcW w:type="dxa" w:w="2160"/>
           </w:tcPr>
           <w:p>
             <w:r>
-              <w:rPr>
-                <w:sz w:val="17"/>
-              </w:rPr>
-            </w:r>
-            <w:r>
-              <w:rPr>
-                <w:sz w:val="17"/>
-              </w:rPr>
               <w:t>Não bloqueia</w:t>
             </w:r>
           </w:p>
         </w:tc>
       </w:tr>
     </w:tbl>
+    <w:p/>
     <w:p>
       <w:r>
-        <w:t>Os defeitos (type Bug no Jira) identificados ao longo do projeto — MF-17, MF-18, MF-28, MF-36, MF-37, MF-38, MF-46, MF-47, MF-56, MF-58, MF-59 — são registrados no Jira (board 614) e triados pelo time. O risco R-01 (redesign de companhias quebra os parsers) materializou-se na Sprint 8 (MF-59) e foi corrigido, com cobertura de regressão garantida por CT-08.</w:t>
+        <w:t>Os defeitos (type Bug no GitLab) identificados ao longo do projeto — MF-17, MF-18, MF-28, MF-36, MF-37, MF-38, MF-46, MF-47, MF-56, MF-58, MF-59 — são registrados no GitLab (board 614) e triados pelo time. O risco R-01 (redesign de companhias quebra os parsers) materializou-se na Sprint 8 (MF-59) e foi corrigido, com cobertura de regressão garantida por CT-08.</w:t>
       </w:r>
     </w:p>
     <w:p>
       <w:pPr>
-        <w:pBdr>
-          <w:bottom w:val="single" w:sz="6" w:space="3" w:color="1F3B73"/>
-        </w:pBdr>
+        <w:pStyle w:val="Heading2"/>
       </w:pPr>
       <w:r>
-        <w:rPr>
-          <w:b/>
-          <w:color w:val="1F3B73"/>
-          <w:sz w:val="27"/>
-        </w:rPr>
         <w:t>7. Verificação contínua e pipeline de CI</w:t>
       </w:r>
     </w:p>
@@ -3915,13 +2452,11 @@
         <w:t>Revisão de código:</w:t>
       </w:r>
       <w:r>
-        <w:t xml:space="preserve"> todo PR para </w:t>
+        <w:t xml:space="preserve"> todo MR para </w:t>
       </w:r>
       <w:r>
         <w:rPr>
           <w:rFonts w:ascii="Consolas" w:hAnsi="Consolas"/>
-          <w:color w:val="444444"/>
-          <w:sz w:val="18"/>
         </w:rPr>
         <w:t>develop</w:t>
       </w:r>
@@ -3932,10 +2467,10 @@
         <w:rPr>
           <w:b/>
         </w:rPr>
-        <w:t>branch policy de revisor está ativa em `develop`</w:t>
+        <w:t>proteção de branch com revisores obrigatórios está ativa em `develop`</w:t>
       </w:r>
       <w:r>
-        <w:t xml:space="preserve"> nos três repositórios, exigindo ao menos um revisor por PR. O registro da revisão é o próprio Pull Request (ver REV-MILHASFACIL01-001).</w:t>
+        <w:t xml:space="preserve"> nos três repositórios, exigindo ao menos um revisor por MR. O registro da revisão é o próprio Merge Request (ver REV-MILHASFACIL01-001).</w:t>
       </w:r>
     </w:p>
     <w:p>
@@ -3949,13 +2484,11 @@
         <w:t>Pipeline CI:</w:t>
       </w:r>
       <w:r>
-        <w:t xml:space="preserve"> a cada push, os pipelines "MilhasFacil API/Web/Crawler - Pipeline" (PowerShell@2, agente Default/Windows; triggers </w:t>
+        <w:t xml:space="preserve"> a cada push, os pipelines "MilhasFacil API/Web/Crawler - Pipeline" (GitLab CI/CD, Docker runner-vm-docker; triggers </w:t>
       </w:r>
       <w:r>
         <w:rPr>
           <w:rFonts w:ascii="Consolas" w:hAnsi="Consolas"/>
-          <w:color w:val="444444"/>
-          <w:sz w:val="18"/>
         </w:rPr>
         <w:t>develop</w:t>
       </w:r>
@@ -3965,8 +2498,6 @@
       <w:r>
         <w:rPr>
           <w:rFonts w:ascii="Consolas" w:hAnsi="Consolas"/>
-          <w:color w:val="444444"/>
-          <w:sz w:val="18"/>
         </w:rPr>
         <w:t>homolog</w:t>
       </w:r>
@@ -3976,8 +2507,6 @@
       <w:r>
         <w:rPr>
           <w:rFonts w:ascii="Consolas" w:hAnsi="Consolas"/>
-          <w:color w:val="444444"/>
-          <w:sz w:val="18"/>
         </w:rPr>
         <w:t>main</w:t>
       </w:r>
@@ -4010,8 +2539,6 @@
       <w:r>
         <w:rPr>
           <w:rFonts w:ascii="Consolas" w:hAnsi="Consolas"/>
-          <w:color w:val="444444"/>
-          <w:sz w:val="18"/>
         </w:rPr>
         <w:t>feat/</w:t>
       </w:r>
@@ -4021,8 +2548,6 @@
       <w:r>
         <w:rPr>
           <w:rFonts w:ascii="Consolas" w:hAnsi="Consolas"/>
-          <w:color w:val="444444"/>
-          <w:sz w:val="18"/>
         </w:rPr>
         <w:t>fix/</w:t>
       </w:r>
@@ -4032,27 +2557,18 @@
       <w:r>
         <w:rPr>
           <w:rFonts w:ascii="Consolas" w:hAnsi="Consolas"/>
-          <w:color w:val="444444"/>
-          <w:sz w:val="18"/>
         </w:rPr>
         <w:t>MF-XX</w:t>
       </w:r>
       <w:r>
-        <w:t xml:space="preserve"> (RNF04), vinculando cada entrega ao card Jira correspondente.</w:t>
+        <w:t xml:space="preserve"> (RNF04), vinculando cada entrega ao issue GitLab correspondente.</w:t>
       </w:r>
     </w:p>
     <w:p>
       <w:pPr>
-        <w:pBdr>
-          <w:bottom w:val="single" w:sz="6" w:space="3" w:color="1F3B73"/>
-        </w:pBdr>
+        <w:pStyle w:val="Heading2"/>
       </w:pPr>
       <w:r>
-        <w:rPr>
-          <w:b/>
-          <w:color w:val="1F3B73"/>
-          <w:sz w:val="27"/>
-        </w:rPr>
         <w:t>8. Não conformidade NC-001 (cobertura)</w:t>
       </w:r>
     </w:p>
@@ -4063,16 +2579,9 @@
     </w:p>
     <w:p>
       <w:pPr>
-        <w:pBdr>
-          <w:bottom w:val="single" w:sz="6" w:space="3" w:color="1F3B73"/>
-        </w:pBdr>
+        <w:pStyle w:val="Heading2"/>
       </w:pPr>
       <w:r>
-        <w:rPr>
-          <w:b/>
-          <w:color w:val="1F3B73"/>
-          <w:sz w:val="27"/>
-        </w:rPr>
         <w:t>9. Análise e comunicação dos resultados (VV 5)</w:t>
       </w:r>
     </w:p>
@@ -4085,28 +2594,23 @@
       <w:tblPr>
         <w:tblStyle w:val="TableGrid"/>
         <w:tblW w:type="auto" w:w="0"/>
-        <w:jc w:val="center"/>
         <w:tblLook w:firstColumn="1" w:firstRow="1" w:lastColumn="0" w:lastRow="0" w:noHBand="0" w:noVBand="1" w:val="04A0"/>
       </w:tblPr>
       <w:tblGrid>
-        <w:gridCol w:w="2436"/>
-        <w:gridCol w:w="2436"/>
-        <w:gridCol w:w="2436"/>
-        <w:gridCol w:w="2436"/>
+        <w:gridCol w:w="2160"/>
+        <w:gridCol w:w="2160"/>
+        <w:gridCol w:w="2160"/>
+        <w:gridCol w:w="2160"/>
       </w:tblGrid>
       <w:tr>
         <w:tc>
           <w:tcPr>
-            <w:tcW w:type="dxa" w:w="2436"/>
-            <w:shd w:val="clear" w:fill="1F3B73"/>
+            <w:tcW w:type="dxa" w:w="2160"/>
           </w:tcPr>
           <w:p>
-            <w:r/>
             <w:r>
               <w:rPr>
                 <w:b/>
-                <w:color w:val="FFFFFF"/>
-                <w:sz w:val="18"/>
               </w:rPr>
               <w:t>Frequência</w:t>
             </w:r>
@@ -4114,16 +2618,12 @@
         </w:tc>
         <w:tc>
           <w:tcPr>
-            <w:tcW w:type="dxa" w:w="2436"/>
-            <w:shd w:val="clear" w:fill="1F3B73"/>
+            <w:tcW w:type="dxa" w:w="2160"/>
           </w:tcPr>
           <w:p>
-            <w:r/>
             <w:r>
               <w:rPr>
                 <w:b/>
-                <w:color w:val="FFFFFF"/>
-                <w:sz w:val="18"/>
               </w:rPr>
               <w:t>Conteúdo</w:t>
             </w:r>
@@ -4131,16 +2631,12 @@
         </w:tc>
         <w:tc>
           <w:tcPr>
-            <w:tcW w:type="dxa" w:w="2436"/>
-            <w:shd w:val="clear" w:fill="1F3B73"/>
+            <w:tcW w:type="dxa" w:w="2160"/>
           </w:tcPr>
           <w:p>
-            <w:r/>
             <w:r>
               <w:rPr>
                 <w:b/>
-                <w:color w:val="FFFFFF"/>
-                <w:sz w:val="18"/>
               </w:rPr>
               <w:t>Canal</w:t>
             </w:r>
@@ -4148,16 +2644,12 @@
         </w:tc>
         <w:tc>
           <w:tcPr>
-            <w:tcW w:type="dxa" w:w="2436"/>
-            <w:shd w:val="clear" w:fill="1F3B73"/>
+            <w:tcW w:type="dxa" w:w="2160"/>
           </w:tcPr>
           <w:p>
-            <w:r/>
             <w:r>
               <w:rPr>
                 <w:b/>
-                <w:color w:val="FFFFFF"/>
-                <w:sz w:val="18"/>
               </w:rPr>
               <w:t>Destinatários</w:t>
             </w:r>
@@ -4167,72 +2659,40 @@
       <w:tr>
         <w:tc>
           <w:tcPr>
-            <w:tcW w:type="dxa" w:w="2436"/>
+            <w:tcW w:type="dxa" w:w="2160"/>
           </w:tcPr>
           <w:p>
             <w:r>
-              <w:rPr>
-                <w:sz w:val="17"/>
-              </w:rPr>
-            </w:r>
-            <w:r>
-              <w:rPr>
-                <w:sz w:val="17"/>
-              </w:rPr>
               <w:t>A cada sprint</w:t>
             </w:r>
           </w:p>
         </w:tc>
         <w:tc>
           <w:tcPr>
-            <w:tcW w:type="dxa" w:w="2436"/>
+            <w:tcW w:type="dxa" w:w="2160"/>
           </w:tcPr>
           <w:p>
             <w:r>
-              <w:rPr>
-                <w:sz w:val="17"/>
-              </w:rPr>
-            </w:r>
-            <w:r>
-              <w:rPr>
-                <w:sz w:val="17"/>
-              </w:rPr>
               <w:t>Resultado dos casos de teste, cobertura (JaCoCo/Karma/pytest) e bugs abertos/fechados</w:t>
             </w:r>
           </w:p>
         </w:tc>
         <w:tc>
           <w:tcPr>
-            <w:tcW w:type="dxa" w:w="2436"/>
+            <w:tcW w:type="dxa" w:w="2160"/>
           </w:tcPr>
           <w:p>
             <w:r>
-              <w:rPr>
-                <w:sz w:val="17"/>
-              </w:rPr>
-            </w:r>
-            <w:r>
-              <w:rPr>
-                <w:sz w:val="17"/>
-              </w:rPr>
               <w:t>Sprint Review</w:t>
             </w:r>
           </w:p>
         </w:tc>
         <w:tc>
           <w:tcPr>
-            <w:tcW w:type="dxa" w:w="2436"/>
+            <w:tcW w:type="dxa" w:w="2160"/>
           </w:tcPr>
           <w:p>
             <w:r>
-              <w:rPr>
-                <w:sz w:val="17"/>
-              </w:rPr>
-            </w:r>
-            <w:r>
-              <w:rPr>
-                <w:sz w:val="17"/>
-              </w:rPr>
               <w:t>GP, equipe, PO Hub de Milhas</w:t>
             </w:r>
           </w:p>
@@ -4241,76 +2701,40 @@
       <w:tr>
         <w:tc>
           <w:tcPr>
-            <w:tcW w:type="dxa" w:w="2436"/>
-            <w:shd w:val="clear" w:fill="EDF1F7"/>
+            <w:tcW w:type="dxa" w:w="2160"/>
           </w:tcPr>
           <w:p>
             <w:r>
-              <w:rPr>
-                <w:sz w:val="17"/>
-              </w:rPr>
-            </w:r>
-            <w:r>
-              <w:rPr>
-                <w:sz w:val="17"/>
-              </w:rPr>
               <w:t>A cada sprint</w:t>
             </w:r>
           </w:p>
         </w:tc>
         <w:tc>
           <w:tcPr>
-            <w:tcW w:type="dxa" w:w="2436"/>
-            <w:shd w:val="clear" w:fill="EDF1F7"/>
+            <w:tcW w:type="dxa" w:w="2160"/>
           </w:tcPr>
           <w:p>
             <w:r>
-              <w:rPr>
-                <w:sz w:val="17"/>
-              </w:rPr>
-            </w:r>
-            <w:r>
-              <w:rPr>
-                <w:sz w:val="17"/>
-              </w:rPr>
               <w:t>Indicadores de qualidade consolidados (cobertura, bugs, NCs, PRs sem revisor)</w:t>
             </w:r>
           </w:p>
         </w:tc>
         <w:tc>
           <w:tcPr>
-            <w:tcW w:type="dxa" w:w="2436"/>
-            <w:shd w:val="clear" w:fill="EDF1F7"/>
+            <w:tcW w:type="dxa" w:w="2160"/>
           </w:tcPr>
           <w:p>
             <w:r>
-              <w:rPr>
-                <w:sz w:val="17"/>
-              </w:rPr>
-            </w:r>
-            <w:r>
-              <w:rPr>
-                <w:sz w:val="17"/>
-              </w:rPr>
               <w:t>Planilha de gestão (GEST-MILHASFACIL01-001)</w:t>
             </w:r>
           </w:p>
         </w:tc>
         <w:tc>
           <w:tcPr>
-            <w:tcW w:type="dxa" w:w="2436"/>
-            <w:shd w:val="clear" w:fill="EDF1F7"/>
+            <w:tcW w:type="dxa" w:w="2160"/>
           </w:tcPr>
           <w:p>
             <w:r>
-              <w:rPr>
-                <w:sz w:val="17"/>
-              </w:rPr>
-            </w:r>
-            <w:r>
-              <w:rPr>
-                <w:sz w:val="17"/>
-              </w:rPr>
               <w:t>GP, Time de Melhoria Contínua</w:t>
             </w:r>
           </w:p>
@@ -4319,78 +2743,47 @@
       <w:tr>
         <w:tc>
           <w:tcPr>
-            <w:tcW w:type="dxa" w:w="2436"/>
+            <w:tcW w:type="dxa" w:w="2160"/>
           </w:tcPr>
           <w:p>
             <w:r>
-              <w:rPr>
-                <w:sz w:val="17"/>
-              </w:rPr>
-            </w:r>
-            <w:r>
-              <w:rPr>
-                <w:sz w:val="17"/>
-              </w:rPr>
               <w:t>Por ciclo</w:t>
             </w:r>
           </w:p>
         </w:tc>
         <w:tc>
           <w:tcPr>
-            <w:tcW w:type="dxa" w:w="2436"/>
+            <w:tcW w:type="dxa" w:w="2160"/>
           </w:tcPr>
           <w:p>
             <w:r>
-              <w:rPr>
-                <w:sz w:val="17"/>
-              </w:rPr>
-            </w:r>
-            <w:r>
-              <w:rPr>
-                <w:sz w:val="17"/>
-              </w:rPr>
               <w:t>Análise consolidada de execução de testes</w:t>
             </w:r>
           </w:p>
         </w:tc>
         <w:tc>
           <w:tcPr>
-            <w:tcW w:type="dxa" w:w="2436"/>
+            <w:tcW w:type="dxa" w:w="2160"/>
           </w:tcPr>
           <w:p>
             <w:r>
-              <w:rPr>
-                <w:sz w:val="17"/>
-              </w:rPr>
-            </w:r>
-            <w:r>
-              <w:rPr>
-                <w:sz w:val="17"/>
-              </w:rPr>
               <w:t>Repositório oficial (REL-VV-MILHASFACIL01-001)</w:t>
             </w:r>
           </w:p>
         </w:tc>
         <w:tc>
           <w:tcPr>
-            <w:tcW w:type="dxa" w:w="2436"/>
+            <w:tcW w:type="dxa" w:w="2160"/>
           </w:tcPr>
           <w:p>
             <w:r>
-              <w:rPr>
-                <w:sz w:val="17"/>
-              </w:rPr>
-            </w:r>
-            <w:r>
-              <w:rPr>
-                <w:sz w:val="17"/>
-              </w:rPr>
               <w:t>GP, Time de Melhoria Contínua</w:t>
             </w:r>
           </w:p>
         </w:tc>
       </w:tr>
     </w:tbl>
+    <w:p/>
     <w:p>
       <w:r>
         <w:t>Indicadores reportados ao processo de Medição (MED):</w:t>
@@ -4425,21 +2818,14 @@
         <w:pStyle w:val="ListBullet"/>
       </w:pPr>
       <w:r>
-        <w:t>Pull Requests sem revisor (meta = 0).</w:t>
+        <w:t>Merge Requests sem revisor (meta = 0).</w:t>
       </w:r>
     </w:p>
     <w:p>
       <w:pPr>
-        <w:pBdr>
-          <w:bottom w:val="single" w:sz="6" w:space="3" w:color="1F3B73"/>
-        </w:pBdr>
+        <w:pStyle w:val="Heading2"/>
       </w:pPr>
       <w:r>
-        <w:rPr>
-          <w:b/>
-          <w:color w:val="1F3B73"/>
-          <w:sz w:val="27"/>
-        </w:rPr>
         <w:t>10. Cenários de teste (Gherkin) e evidências</w:t>
       </w:r>
     </w:p>
@@ -4468,16 +2854,9 @@
     </w:p>
     <w:p>
       <w:pPr>
-        <w:pBdr>
-          <w:bottom w:val="single" w:sz="6" w:space="3" w:color="1F3B73"/>
-        </w:pBdr>
+        <w:pStyle w:val="Heading2"/>
       </w:pPr>
       <w:r>
-        <w:rPr>
-          <w:b/>
-          <w:color w:val="1F3B73"/>
-          <w:sz w:val="27"/>
-        </w:rPr>
         <w:t>Histórico de revisões</w:t>
       </w:r>
     </w:p>
@@ -4485,28 +2864,23 @@
       <w:tblPr>
         <w:tblStyle w:val="TableGrid"/>
         <w:tblW w:type="auto" w:w="0"/>
-        <w:jc w:val="center"/>
         <w:tblLook w:firstColumn="1" w:firstRow="1" w:lastColumn="0" w:lastRow="0" w:noHBand="0" w:noVBand="1" w:val="04A0"/>
       </w:tblPr>
       <w:tblGrid>
-        <w:gridCol w:w="2436"/>
-        <w:gridCol w:w="2436"/>
-        <w:gridCol w:w="2436"/>
-        <w:gridCol w:w="2436"/>
+        <w:gridCol w:w="2160"/>
+        <w:gridCol w:w="2160"/>
+        <w:gridCol w:w="2160"/>
+        <w:gridCol w:w="2160"/>
       </w:tblGrid>
       <w:tr>
         <w:tc>
           <w:tcPr>
-            <w:tcW w:type="dxa" w:w="2436"/>
-            <w:shd w:val="clear" w:fill="1F3B73"/>
+            <w:tcW w:type="dxa" w:w="2160"/>
           </w:tcPr>
           <w:p>
-            <w:r/>
             <w:r>
               <w:rPr>
                 <w:b/>
-                <w:color w:val="FFFFFF"/>
-                <w:sz w:val="18"/>
               </w:rPr>
               <w:t>Versão</w:t>
             </w:r>
@@ -4514,16 +2888,12 @@
         </w:tc>
         <w:tc>
           <w:tcPr>
-            <w:tcW w:type="dxa" w:w="2436"/>
-            <w:shd w:val="clear" w:fill="1F3B73"/>
+            <w:tcW w:type="dxa" w:w="2160"/>
           </w:tcPr>
           <w:p>
-            <w:r/>
             <w:r>
               <w:rPr>
                 <w:b/>
-                <w:color w:val="FFFFFF"/>
-                <w:sz w:val="18"/>
               </w:rPr>
               <w:t>Data</w:t>
             </w:r>
@@ -4531,16 +2901,12 @@
         </w:tc>
         <w:tc>
           <w:tcPr>
-            <w:tcW w:type="dxa" w:w="2436"/>
-            <w:shd w:val="clear" w:fill="1F3B73"/>
+            <w:tcW w:type="dxa" w:w="2160"/>
           </w:tcPr>
           <w:p>
-            <w:r/>
             <w:r>
               <w:rPr>
                 <w:b/>
-                <w:color w:val="FFFFFF"/>
-                <w:sz w:val="18"/>
               </w:rPr>
               <w:t>Autor</w:t>
             </w:r>
@@ -4548,16 +2914,12 @@
         </w:tc>
         <w:tc>
           <w:tcPr>
-            <w:tcW w:type="dxa" w:w="2436"/>
-            <w:shd w:val="clear" w:fill="1F3B73"/>
+            <w:tcW w:type="dxa" w:w="2160"/>
           </w:tcPr>
           <w:p>
-            <w:r/>
             <w:r>
               <w:rPr>
                 <w:b/>
-                <w:color w:val="FFFFFF"/>
-                <w:sz w:val="18"/>
               </w:rPr>
               <w:t>Descrição</w:t>
             </w:r>
@@ -4567,81 +2929,92 @@
       <w:tr>
         <w:tc>
           <w:tcPr>
-            <w:tcW w:type="dxa" w:w="2436"/>
+            <w:tcW w:type="dxa" w:w="2160"/>
           </w:tcPr>
           <w:p>
             <w:r>
-              <w:rPr>
-                <w:sz w:val="17"/>
-              </w:rPr>
-            </w:r>
-            <w:r>
-              <w:rPr>
-                <w:sz w:val="17"/>
-              </w:rPr>
               <w:t>1.0</w:t>
             </w:r>
           </w:p>
         </w:tc>
         <w:tc>
           <w:tcPr>
-            <w:tcW w:type="dxa" w:w="2436"/>
+            <w:tcW w:type="dxa" w:w="2160"/>
           </w:tcPr>
           <w:p>
             <w:r>
-              <w:rPr>
-                <w:sz w:val="17"/>
-              </w:rPr>
-            </w:r>
-            <w:r>
-              <w:rPr>
-                <w:sz w:val="17"/>
-              </w:rPr>
               <w:t>15/06/2026</w:t>
             </w:r>
           </w:p>
         </w:tc>
         <w:tc>
           <w:tcPr>
-            <w:tcW w:type="dxa" w:w="2436"/>
+            <w:tcW w:type="dxa" w:w="2160"/>
           </w:tcPr>
           <w:p>
             <w:r>
-              <w:rPr>
-                <w:sz w:val="17"/>
-              </w:rPr>
-            </w:r>
-            <w:r>
-              <w:rPr>
-                <w:sz w:val="17"/>
-              </w:rPr>
               <w:t>Time de Melhoria Contínua</w:t>
             </w:r>
           </w:p>
         </w:tc>
         <w:tc>
           <w:tcPr>
-            <w:tcW w:type="dxa" w:w="2436"/>
+            <w:tcW w:type="dxa" w:w="2160"/>
           </w:tcPr>
           <w:p>
             <w:r>
-              <w:rPr>
-                <w:sz w:val="17"/>
-              </w:rPr>
-            </w:r>
-            <w:r>
-              <w:rPr>
-                <w:sz w:val="17"/>
-              </w:rPr>
               <w:t>Emissão inicial — evidência do ciclo S1–S9 (MR-MPS-SW:2024 Nível C).</w:t>
             </w:r>
           </w:p>
         </w:tc>
       </w:tr>
+      <w:tr>
+        <w:tc>
+          <w:tcPr>
+            <w:tcW w:type="dxa" w:w="2160"/>
+          </w:tcPr>
+          <w:p>
+            <w:r>
+              <w:t>1.1</w:t>
+            </w:r>
+          </w:p>
+        </w:tc>
+        <w:tc>
+          <w:tcPr>
+            <w:tcW w:type="dxa" w:w="2160"/>
+          </w:tcPr>
+          <w:p>
+            <w:r>
+              <w:t>26/06/2026</w:t>
+            </w:r>
+          </w:p>
+        </w:tc>
+        <w:tc>
+          <w:tcPr>
+            <w:tcW w:type="dxa" w:w="2160"/>
+          </w:tcPr>
+          <w:p>
+            <w:r>
+              <w:t>Time de Melhoria Contínua</w:t>
+            </w:r>
+          </w:p>
+        </w:tc>
+        <w:tc>
+          <w:tcPr>
+            <w:tcW w:type="dxa" w:w="2160"/>
+          </w:tcPr>
+          <w:p>
+            <w:r>
+              <w:t>Correção de referências de CI: PowerShell@2/agente Windows substituído por Docker (runner-vm-docker); Azure Pipelines substituído por GitLab CI/CD.</w:t>
+            </w:r>
+          </w:p>
+        </w:tc>
+      </w:tr>
     </w:tbl>
+    <w:p/>
     <w:sectPr>
       <w:pgSz w:w="12240" w:h="15840"/>
-      <w:pgMar w:top="1134" w:right="1247" w:bottom="1134" w:left="1247" w:header="720" w:footer="720" w:gutter="0"/>
+      <w:pgMar w:top="1440" w:right="1800" w:bottom="1440" w:left="1800" w:header="720" w:footer="720" w:gutter="0"/>
       <w:cols w:space="720"/>
       <w:docGrid w:linePitch="360"/>
     </w:sectPr>
